--- a/site/docs/lifecycle/questions.docx
+++ b/site/docs/lifecycle/questions.docx
@@ -87,7 +87,52 @@
         <w:tab/>
       </w:r>
       <w:r>
-        <w:t xml:space="preserve">A request that duplicates an application already owned is flagged first. </w:t>
+        <w:t xml:space="preserve">Any AI component is flagged at intake for a risk-tier assessment. </w:t>
+      </w:r>
+      <w:r>
+        <w:rPr>
+          <w:b/>
+        </w:rPr>
+        <w:t xml:space="preserve">XW-021</w:t>
+      </w:r>
+    </w:p>
+    <w:p>
+      <w:pPr>
+        <w:spacing w:after="60"/>
+        <w:ind w:left="1080" w:hanging="360"/>
+      </w:pPr>
+      <w:r>
+        <w:t xml:space="preserve">•</w:t>
+      </w:r>
+      <w:r>
+        <w:tab/>
+      </w:r>
+      <w:r>
+        <w:t xml:space="preserve">May impact: Deploy — For AI systems: is the inventory record complete and the risk in the register?</w:t>
+      </w:r>
+    </w:p>
+    <w:p>
+      <w:pPr>
+        <w:spacing w:after="60"/>
+        <w:ind w:left="720" w:hanging="360"/>
+      </w:pPr>
+      <w:r>
+        <w:t xml:space="preserve">•</w:t>
+      </w:r>
+      <w:r>
+        <w:tab/>
+      </w:r>
+      <w:r>
+        <w:t xml:space="preserve">Every purchase request passes the acquisition gate before anything is bought: already owned, redeployable, or a duplicate of an application already owned (flagged and resolved before purchase). </w:t>
+      </w:r>
+      <w:r>
+        <w:rPr>
+          <w:b/>
+        </w:rPr>
+        <w:t xml:space="preserve">XW-009</w:t>
+      </w:r>
+      <w:r>
+        <w:t xml:space="preserve"> </w:t>
       </w:r>
       <w:r>
         <w:rPr>
@@ -109,42 +154,6 @@
       </w:r>
       <w:r>
         <w:t xml:space="preserve">Blocks: Acquire — What license model applies, and how many entitlements do we need?</w:t>
-      </w:r>
-    </w:p>
-    <w:p>
-      <w:pPr>
-        <w:spacing w:after="60"/>
-        <w:ind w:left="720" w:hanging="360"/>
-      </w:pPr>
-      <w:r>
-        <w:t xml:space="preserve">•</w:t>
-      </w:r>
-      <w:r>
-        <w:tab/>
-      </w:r>
-      <w:r>
-        <w:t xml:space="preserve">Any AI component is flagged at intake for a risk-tier assessment. </w:t>
-      </w:r>
-      <w:r>
-        <w:rPr>
-          <w:b/>
-        </w:rPr>
-        <w:t xml:space="preserve">XW-021</w:t>
-      </w:r>
-    </w:p>
-    <w:p>
-      <w:pPr>
-        <w:spacing w:after="60"/>
-        <w:ind w:left="1080" w:hanging="360"/>
-      </w:pPr>
-      <w:r>
-        <w:t xml:space="preserve">•</w:t>
-      </w:r>
-      <w:r>
-        <w:tab/>
-      </w:r>
-      <w:r>
-        <w:t xml:space="preserve">May impact: Deploy — For AI systems: is the inventory record complete and the risk in the register?</w:t>
       </w:r>
     </w:p>
     <w:p>
@@ -467,13 +476,13 @@
         <w:t xml:space="preserve"> </w:t>
       </w:r>
       <w:r>
-        <w:t xml:space="preserve">What data will it hold, and how sensitive is that data? </w:t>
-      </w:r>
-      <w:r>
-        <w:rPr>
-          <w:b/>
-        </w:rPr>
-        <w:t xml:space="preserve">XW-028</w:t>
+        <w:t xml:space="preserve">Has it passed the acquisition gate: already owned, redeployable, or a duplicate? </w:t>
+      </w:r>
+      <w:r>
+        <w:rPr>
+          <w:b/>
+        </w:rPr>
+        <w:t xml:space="preserve">XW-009</w:t>
       </w:r>
       <w:r>
         <w:t xml:space="preserve"> (tool: </w:t>
@@ -482,197 +491,10 @@
         <w:rPr>
           <w:rFonts w:ascii="Consolas" w:hAnsi="Consolas"/>
         </w:rPr>
-        <w:t xml:space="preserve">access-review</w:t>
+        <w:t xml:space="preserve">rationalization</w:t>
       </w:r>
       <w:r>
         <w:t xml:space="preserve">)</w:t>
-      </w:r>
-    </w:p>
-    <w:p>
-      <w:pPr>
-        <w:spacing w:after="60"/>
-        <w:ind w:left="1080" w:hanging="360"/>
-      </w:pPr>
-      <w:r>
-        <w:t xml:space="preserve">•</w:t>
-      </w:r>
-      <w:r>
-        <w:tab/>
-      </w:r>
-      <w:r>
-        <w:t xml:space="preserve">Referenced by: Retire — What data does it hold, and will we archive, migrate, or delete it?</w:t>
-      </w:r>
-    </w:p>
-    <w:p>
-      <w:pPr>
-        <w:pStyle w:val="Heading2"/>
-      </w:pPr>
-      <w:r>
-        <w:t xml:space="preserve">Acquire</w:t>
-      </w:r>
-    </w:p>
-    <w:p>
-      <w:r>
-        <w:t xml:space="preserve">The approved request becomes a purchase: license chosen, contract negotiated, supplier assessed.</w:t>
-      </w:r>
-    </w:p>
-    <w:p>
-      <w:r>
-        <w:t xml:space="preserve">Rules that apply:</w:t>
-      </w:r>
-    </w:p>
-    <w:p>
-      <w:pPr>
-        <w:spacing w:after="60"/>
-        <w:ind w:left="720" w:hanging="360"/>
-      </w:pPr>
-      <w:r>
-        <w:t xml:space="preserve">•</w:t>
-      </w:r>
-      <w:r>
-        <w:tab/>
-      </w:r>
-      <w:r>
-        <w:t xml:space="preserve">Nothing is bought above the council's threshold without an approved request. </w:t>
-      </w:r>
-      <w:r>
-        <w:rPr>
-          <w:b/>
-        </w:rPr>
-        <w:t xml:space="preserve">XW-027</w:t>
-      </w:r>
-    </w:p>
-    <w:p>
-      <w:pPr>
-        <w:spacing w:after="60"/>
-        <w:ind w:left="1080" w:hanging="360"/>
-      </w:pPr>
-      <w:r>
-        <w:t xml:space="preserve">•</w:t>
-      </w:r>
-      <w:r>
-        <w:tab/>
-      </w:r>
-      <w:r>
-        <w:t xml:space="preserve">Refers to: Plan and request — Does the request meet the council's threshold and come through the intake path?</w:t>
-      </w:r>
-    </w:p>
-    <w:p>
-      <w:pPr>
-        <w:spacing w:after="60"/>
-        <w:ind w:left="720" w:hanging="360"/>
-      </w:pPr>
-      <w:r>
-        <w:t xml:space="preserve">•</w:t>
-      </w:r>
-      <w:r>
-        <w:tab/>
-      </w:r>
-      <w:r>
-        <w:t xml:space="preserve">Every purchase records its entitlements before deployment starts. </w:t>
-      </w:r>
-      <w:r>
-        <w:rPr>
-          <w:b/>
-        </w:rPr>
-        <w:t xml:space="preserve">XW-006</w:t>
-      </w:r>
-    </w:p>
-    <w:p>
-      <w:pPr>
-        <w:spacing w:after="60"/>
-        <w:ind w:left="1080" w:hanging="360"/>
-      </w:pPr>
-      <w:r>
-        <w:t xml:space="preserve">•</w:t>
-      </w:r>
-      <w:r>
-        <w:tab/>
-      </w:r>
-      <w:r>
-        <w:t xml:space="preserve">Refers to: Operate — Do installs and users stay within entitlements?</w:t>
-      </w:r>
-    </w:p>
-    <w:p>
-      <w:pPr>
-        <w:spacing w:after="60"/>
-        <w:ind w:left="720" w:hanging="360"/>
-      </w:pPr>
-      <w:r>
-        <w:t xml:space="preserve">•</w:t>
-      </w:r>
-      <w:r>
-        <w:tab/>
-      </w:r>
-      <w:r>
-        <w:t xml:space="preserve">Contracts are checked for audit, renewal, and exit terms before signature. </w:t>
-      </w:r>
-      <w:r>
-        <w:rPr>
-          <w:b/>
-        </w:rPr>
-        <w:t xml:space="preserve">XW-013</w:t>
-      </w:r>
-    </w:p>
-    <w:p>
-      <w:pPr>
-        <w:spacing w:after="60"/>
-        <w:ind w:left="1080" w:hanging="360"/>
-      </w:pPr>
-      <w:r>
-        <w:t xml:space="preserve">•</w:t>
-      </w:r>
-      <w:r>
-        <w:tab/>
-      </w:r>
-      <w:r>
-        <w:t xml:space="preserve">May impact: Retire — Is the contract ended on time, without auto-renewal?</w:t>
-      </w:r>
-    </w:p>
-    <w:p>
-      <w:pPr>
-        <w:spacing w:after="60"/>
-        <w:ind w:left="720" w:hanging="360"/>
-      </w:pPr>
-      <w:r>
-        <w:t xml:space="preserve">•</w:t>
-      </w:r>
-      <w:r>
-        <w:tab/>
-      </w:r>
-      <w:r>
-        <w:t xml:space="preserve">Any AI supplier and model provider is assessed before the purchase closes. </w:t>
-      </w:r>
-      <w:r>
-        <w:rPr>
-          <w:b/>
-        </w:rPr>
-        <w:t xml:space="preserve">XW-023</w:t>
-      </w:r>
-    </w:p>
-    <w:p>
-      <w:pPr>
-        <w:spacing w:after="60"/>
-        <w:ind w:left="1080" w:hanging="360"/>
-      </w:pPr>
-      <w:r>
-        <w:t xml:space="preserve">•</w:t>
-      </w:r>
-      <w:r>
-        <w:tab/>
-      </w:r>
-      <w:r>
-        <w:t xml:space="preserve">Refers to: Plan and request — Does it use AI? If so, what risk tier is it?</w:t>
-      </w:r>
-    </w:p>
-    <w:p>
-      <w:r>
-        <w:t xml:space="preserve">Gate to move on: Contract signed with audit, renewal, and exit terms reviewed; entitlements recorded. Hands off to: deploy. the entitlement record and contract travel with the application. Who decides: Procurement with the application owner; the council above its cost threshold.</w:t>
-      </w:r>
-    </w:p>
-    <w:p>
-      <w:r>
-        <w:t xml:space="preserve">Questions to ask:</w:t>
       </w:r>
     </w:p>
     <w:p>
@@ -701,7 +523,109 @@
         <w:t xml:space="preserve"> </w:t>
       </w:r>
       <w:r>
-        <w:t xml:space="preserve">What license model applies, and how many entitlements do we need? </w:t>
+        <w:t xml:space="preserve">What data will it hold, and how sensitive is that data? </w:t>
+      </w:r>
+      <w:r>
+        <w:rPr>
+          <w:b/>
+        </w:rPr>
+        <w:t xml:space="preserve">XW-028</w:t>
+      </w:r>
+      <w:r>
+        <w:t xml:space="preserve"> (tool: </w:t>
+      </w:r>
+      <w:r>
+        <w:rPr>
+          <w:rFonts w:ascii="Consolas" w:hAnsi="Consolas"/>
+        </w:rPr>
+        <w:t xml:space="preserve">access-review</w:t>
+      </w:r>
+      <w:r>
+        <w:t xml:space="preserve">)</w:t>
+      </w:r>
+    </w:p>
+    <w:p>
+      <w:pPr>
+        <w:spacing w:after="60"/>
+        <w:ind w:left="1080" w:hanging="360"/>
+      </w:pPr>
+      <w:r>
+        <w:t xml:space="preserve">•</w:t>
+      </w:r>
+      <w:r>
+        <w:tab/>
+      </w:r>
+      <w:r>
+        <w:t xml:space="preserve">Referenced by: Retire — What data does it hold, and will we archive, migrate, or delete it?</w:t>
+      </w:r>
+    </w:p>
+    <w:p>
+      <w:pPr>
+        <w:pStyle w:val="Heading2"/>
+      </w:pPr>
+      <w:r>
+        <w:t xml:space="preserve">Acquire</w:t>
+      </w:r>
+    </w:p>
+    <w:p>
+      <w:r>
+        <w:t xml:space="preserve">The approved request becomes a purchase: license chosen, contract negotiated, supplier assessed.</w:t>
+      </w:r>
+    </w:p>
+    <w:p>
+      <w:r>
+        <w:t xml:space="preserve">Rules that apply:</w:t>
+      </w:r>
+    </w:p>
+    <w:p>
+      <w:pPr>
+        <w:spacing w:after="60"/>
+        <w:ind w:left="720" w:hanging="360"/>
+      </w:pPr>
+      <w:r>
+        <w:t xml:space="preserve">•</w:t>
+      </w:r>
+      <w:r>
+        <w:tab/>
+      </w:r>
+      <w:r>
+        <w:t xml:space="preserve">Nothing is bought above the council's threshold without an approved request. </w:t>
+      </w:r>
+      <w:r>
+        <w:rPr>
+          <w:b/>
+        </w:rPr>
+        <w:t xml:space="preserve">XW-027</w:t>
+      </w:r>
+    </w:p>
+    <w:p>
+      <w:pPr>
+        <w:spacing w:after="60"/>
+        <w:ind w:left="1080" w:hanging="360"/>
+      </w:pPr>
+      <w:r>
+        <w:t xml:space="preserve">•</w:t>
+      </w:r>
+      <w:r>
+        <w:tab/>
+      </w:r>
+      <w:r>
+        <w:t xml:space="preserve">Refers to: Plan and request — Does the request meet the council's threshold and come through the intake path?</w:t>
+      </w:r>
+    </w:p>
+    <w:p>
+      <w:pPr>
+        <w:spacing w:after="60"/>
+        <w:ind w:left="720" w:hanging="360"/>
+      </w:pPr>
+      <w:r>
+        <w:t xml:space="preserve">•</w:t>
+      </w:r>
+      <w:r>
+        <w:tab/>
+      </w:r>
+      <w:r>
+        <w:t xml:space="preserve">Every purchase records its entitlements before deployment starts. </w:t>
       </w:r>
       <w:r>
         <w:rPr>
@@ -709,32 +633,117 @@
         </w:rPr>
         <w:t xml:space="preserve">XW-006</w:t>
       </w:r>
-      <w:r>
-        <w:t xml:space="preserve"> (tool: </w:t>
-      </w:r>
-      <w:r>
-        <w:rPr>
-          <w:rFonts w:ascii="Consolas" w:hAnsi="Consolas"/>
-        </w:rPr>
-        <w:t xml:space="preserve">rationalization</w:t>
-      </w:r>
-      <w:r>
-        <w:t xml:space="preserve">)</w:t>
-      </w:r>
-    </w:p>
-    <w:p>
-      <w:pPr>
-        <w:spacing w:after="60"/>
-        <w:ind w:left="1080" w:hanging="360"/>
-      </w:pPr>
-      <w:r>
-        <w:t xml:space="preserve">•</w:t>
-      </w:r>
-      <w:r>
-        <w:tab/>
-      </w:r>
-      <w:r>
-        <w:t xml:space="preserve">Blocked by: Plan and request — A request that duplicates an application already owned is flagged first.</w:t>
+    </w:p>
+    <w:p>
+      <w:pPr>
+        <w:spacing w:after="60"/>
+        <w:ind w:left="1080" w:hanging="360"/>
+      </w:pPr>
+      <w:r>
+        <w:t xml:space="preserve">•</w:t>
+      </w:r>
+      <w:r>
+        <w:tab/>
+      </w:r>
+      <w:r>
+        <w:t xml:space="preserve">Refers to: Operate — Do installs and users stay within entitlements?</w:t>
+      </w:r>
+    </w:p>
+    <w:p>
+      <w:pPr>
+        <w:spacing w:after="60"/>
+        <w:ind w:left="1080" w:hanging="360"/>
+      </w:pPr>
+      <w:r>
+        <w:t xml:space="preserve">•</w:t>
+      </w:r>
+      <w:r>
+        <w:tab/>
+      </w:r>
+      <w:r>
+        <w:t xml:space="preserve">Referenced by: Operate — Is a proof of purchase on file for each license?</w:t>
+      </w:r>
+    </w:p>
+    <w:p>
+      <w:pPr>
+        <w:spacing w:after="60"/>
+        <w:ind w:left="720" w:hanging="360"/>
+      </w:pPr>
+      <w:r>
+        <w:t xml:space="preserve">•</w:t>
+      </w:r>
+      <w:r>
+        <w:tab/>
+      </w:r>
+      <w:r>
+        <w:t xml:space="preserve">Contracts are checked for audit, renewal, and exit terms before signature. </w:t>
+      </w:r>
+      <w:r>
+        <w:rPr>
+          <w:b/>
+        </w:rPr>
+        <w:t xml:space="preserve">XW-013</w:t>
+      </w:r>
+    </w:p>
+    <w:p>
+      <w:pPr>
+        <w:spacing w:after="60"/>
+        <w:ind w:left="1080" w:hanging="360"/>
+      </w:pPr>
+      <w:r>
+        <w:t xml:space="preserve">•</w:t>
+      </w:r>
+      <w:r>
+        <w:tab/>
+      </w:r>
+      <w:r>
+        <w:t xml:space="preserve">May impact: Retire — Is the contract ended on time, without auto-renewal?</w:t>
+      </w:r>
+    </w:p>
+    <w:p>
+      <w:pPr>
+        <w:spacing w:after="60"/>
+        <w:ind w:left="720" w:hanging="360"/>
+      </w:pPr>
+      <w:r>
+        <w:t xml:space="preserve">•</w:t>
+      </w:r>
+      <w:r>
+        <w:tab/>
+      </w:r>
+      <w:r>
+        <w:t xml:space="preserve">Any AI supplier and model provider is assessed before the purchase closes. </w:t>
+      </w:r>
+      <w:r>
+        <w:rPr>
+          <w:b/>
+        </w:rPr>
+        <w:t xml:space="preserve">XW-023</w:t>
+      </w:r>
+    </w:p>
+    <w:p>
+      <w:pPr>
+        <w:spacing w:after="60"/>
+        <w:ind w:left="1080" w:hanging="360"/>
+      </w:pPr>
+      <w:r>
+        <w:t xml:space="preserve">•</w:t>
+      </w:r>
+      <w:r>
+        <w:tab/>
+      </w:r>
+      <w:r>
+        <w:t xml:space="preserve">Refers to: Plan and request — Does it use AI? If so, what risk tier is it?</w:t>
+      </w:r>
+    </w:p>
+    <w:p>
+      <w:r>
+        <w:t xml:space="preserve">Gate to move on: Contract signed with audit, renewal, and exit terms reviewed; entitlements recorded. Hands off to: deploy. the entitlement record and contract travel with the application. Who decides: Procurement with the application owner; the council above its cost threshold.</w:t>
+      </w:r>
+    </w:p>
+    <w:p>
+      <w:r>
+        <w:t xml:space="preserve">Questions to ask:</w:t>
       </w:r>
     </w:p>
     <w:p>
@@ -763,13 +772,13 @@
         <w:t xml:space="preserve"> </w:t>
       </w:r>
       <w:r>
-        <w:t xml:space="preserve">Does the contract give audit, renewal, and exit terms we can live with? </w:t>
-      </w:r>
-      <w:r>
-        <w:rPr>
-          <w:b/>
-        </w:rPr>
-        <w:t xml:space="preserve">XW-013</w:t>
+        <w:t xml:space="preserve">What license model applies, and how many entitlements do we need? </w:t>
+      </w:r>
+      <w:r>
+        <w:rPr>
+          <w:b/>
+        </w:rPr>
+        <w:t xml:space="preserve">XW-006</w:t>
       </w:r>
       <w:r>
         <w:t xml:space="preserve"> (tool: </w:t>
@@ -782,6 +791,21 @@
       </w:r>
       <w:r>
         <w:t xml:space="preserve">)</w:t>
+      </w:r>
+    </w:p>
+    <w:p>
+      <w:pPr>
+        <w:spacing w:after="60"/>
+        <w:ind w:left="1080" w:hanging="360"/>
+      </w:pPr>
+      <w:r>
+        <w:t xml:space="preserve">•</w:t>
+      </w:r>
+      <w:r>
+        <w:tab/>
+      </w:r>
+      <w:r>
+        <w:t xml:space="preserve">Blocked by: Plan and request — Every purchase request passes the acquisition gate before anything is bought: already owned, redeployable, or a duplicate of an application already owned (flagged and resolved before purchase).</w:t>
       </w:r>
     </w:p>
     <w:p>
@@ -810,13 +834,13 @@
         <w:t xml:space="preserve"> </w:t>
       </w:r>
       <w:r>
-        <w:t xml:space="preserve">Have the supplier and any AI model provider been assessed? </w:t>
-      </w:r>
-      <w:r>
-        <w:rPr>
-          <w:b/>
-        </w:rPr>
-        <w:t xml:space="preserve">XW-023</w:t>
+        <w:t xml:space="preserve">Does the contract give audit, renewal, and exit terms we can live with? </w:t>
+      </w:r>
+      <w:r>
+        <w:rPr>
+          <w:b/>
+        </w:rPr>
+        <w:t xml:space="preserve">XW-013</w:t>
       </w:r>
       <w:r>
         <w:t xml:space="preserve"> (tool: </w:t>
@@ -825,25 +849,10 @@
         <w:rPr>
           <w:rFonts w:ascii="Consolas" w:hAnsi="Consolas"/>
         </w:rPr>
-        <w:t xml:space="preserve">ai-intake</w:t>
+        <w:t xml:space="preserve">rationalization</w:t>
       </w:r>
       <w:r>
         <w:t xml:space="preserve">)</w:t>
-      </w:r>
-    </w:p>
-    <w:p>
-      <w:pPr>
-        <w:spacing w:after="60"/>
-        <w:ind w:left="1080" w:hanging="360"/>
-      </w:pPr>
-      <w:r>
-        <w:t xml:space="preserve">•</w:t>
-      </w:r>
-      <w:r>
-        <w:tab/>
-      </w:r>
-      <w:r>
-        <w:t xml:space="preserve">Referenced by: Deploy — An AI system's inventory record and risk entry are complete before go-live.</w:t>
       </w:r>
     </w:p>
     <w:p>
@@ -872,13 +881,13 @@
         <w:t xml:space="preserve"> </w:t>
       </w:r>
       <w:r>
-        <w:t xml:space="preserve">Is the purchase recorded against an owner and a cost center? </w:t>
-      </w:r>
-      <w:r>
-        <w:rPr>
-          <w:b/>
-        </w:rPr>
-        <w:t xml:space="preserve">XW-012</w:t>
+        <w:t xml:space="preserve">Have the supplier and any AI model provider been assessed? </w:t>
+      </w:r>
+      <w:r>
+        <w:rPr>
+          <w:b/>
+        </w:rPr>
+        <w:t xml:space="preserve">XW-023</w:t>
       </w:r>
       <w:r>
         <w:t xml:space="preserve"> (tool: </w:t>
@@ -887,7 +896,7 @@
         <w:rPr>
           <w:rFonts w:ascii="Consolas" w:hAnsi="Consolas"/>
         </w:rPr>
-        <w:t xml:space="preserve">itam-maturity</w:t>
+        <w:t xml:space="preserve">ai-intake</w:t>
       </w:r>
       <w:r>
         <w:t xml:space="preserve">)</w:t>
@@ -905,209 +914,7 @@
         <w:tab/>
       </w:r>
       <w:r>
-        <w:t xml:space="preserve">May impact: Review and optimize — Is it still worth its cost: tolerate, invest, migrate, or eliminate?</w:t>
-      </w:r>
-    </w:p>
-    <w:p>
-      <w:pPr>
-        <w:pStyle w:val="Heading2"/>
-      </w:pPr>
-      <w:r>
-        <w:t xml:space="preserve">Deploy</w:t>
-      </w:r>
-    </w:p>
-    <w:p>
-      <w:r>
-        <w:t xml:space="preserve">The application is installed, added to the inventory, and given access roles.</w:t>
-      </w:r>
-    </w:p>
-    <w:p>
-      <w:r>
-        <w:t xml:space="preserve">Rules that apply:</w:t>
-      </w:r>
-    </w:p>
-    <w:p>
-      <w:pPr>
-        <w:spacing w:after="60"/>
-        <w:ind w:left="720" w:hanging="360"/>
-      </w:pPr>
-      <w:r>
-        <w:t xml:space="preserve">•</w:t>
-      </w:r>
-      <w:r>
-        <w:tab/>
-      </w:r>
-      <w:r>
-        <w:t xml:space="preserve">The application is recorded in the inventory with owner and data sensitivity. </w:t>
-      </w:r>
-      <w:r>
-        <w:rPr>
-          <w:b/>
-        </w:rPr>
-        <w:t xml:space="preserve">XW-001</w:t>
-      </w:r>
-    </w:p>
-    <w:p>
-      <w:pPr>
-        <w:spacing w:after="60"/>
-        <w:ind w:left="1080" w:hanging="360"/>
-      </w:pPr>
-      <w:r>
-        <w:t xml:space="preserve">•</w:t>
-      </w:r>
-      <w:r>
-        <w:tab/>
-      </w:r>
-      <w:r>
-        <w:t xml:space="preserve">Blocks: Operate — Is access reviewed on schedule, and are leavers removed?</w:t>
-      </w:r>
-    </w:p>
-    <w:p>
-      <w:pPr>
-        <w:spacing w:after="60"/>
-        <w:ind w:left="1080" w:hanging="360"/>
-      </w:pPr>
-      <w:r>
-        <w:t xml:space="preserve">•</w:t>
-      </w:r>
-      <w:r>
-        <w:tab/>
-      </w:r>
-      <w:r>
-        <w:t xml:space="preserve">Referenced by: Retire — The inventory record is formally closed, with evidence retained for audit.</w:t>
-      </w:r>
-    </w:p>
-    <w:p>
-      <w:pPr>
-        <w:spacing w:after="60"/>
-        <w:ind w:left="720" w:hanging="360"/>
-      </w:pPr>
-      <w:r>
-        <w:t xml:space="preserve">•</w:t>
-      </w:r>
-      <w:r>
-        <w:tab/>
-      </w:r>
-      <w:r>
-        <w:t xml:space="preserve">Access roles are defined, and new access only granted through an approved path. </w:t>
-      </w:r>
-      <w:r>
-        <w:rPr>
-          <w:b/>
-        </w:rPr>
-        <w:t xml:space="preserve">XW-015</w:t>
-      </w:r>
-    </w:p>
-    <w:p>
-      <w:pPr>
-        <w:spacing w:after="60"/>
-        <w:ind w:left="1080" w:hanging="360"/>
-      </w:pPr>
-      <w:r>
-        <w:t xml:space="preserve">•</w:t>
-      </w:r>
-      <w:r>
-        <w:tab/>
-      </w:r>
-      <w:r>
-        <w:t xml:space="preserve">May impact: Operate — Is access reviewed on schedule, and are leavers removed?</w:t>
-      </w:r>
-    </w:p>
-    <w:p>
-      <w:pPr>
-        <w:spacing w:after="60"/>
-        <w:ind w:left="720" w:hanging="360"/>
-      </w:pPr>
-      <w:r>
-        <w:t xml:space="preserve">•</w:t>
-      </w:r>
-      <w:r>
-        <w:tab/>
-      </w:r>
-      <w:r>
-        <w:t xml:space="preserve">Privileged and administrative accounts are limited and named individually. </w:t>
-      </w:r>
-      <w:r>
-        <w:rPr>
-          <w:b/>
-        </w:rPr>
-        <w:t xml:space="preserve">XW-018</w:t>
-      </w:r>
-    </w:p>
-    <w:p>
-      <w:pPr>
-        <w:spacing w:after="60"/>
-        <w:ind w:left="1080" w:hanging="360"/>
-      </w:pPr>
-      <w:r>
-        <w:t xml:space="preserve">•</w:t>
-      </w:r>
-      <w:r>
-        <w:tab/>
-      </w:r>
-      <w:r>
-        <w:t xml:space="preserve">May impact: Operate — Is access reviewed on schedule, and are leavers removed?</w:t>
-      </w:r>
-    </w:p>
-    <w:p>
-      <w:pPr>
-        <w:spacing w:after="60"/>
-        <w:ind w:left="720" w:hanging="360"/>
-      </w:pPr>
-      <w:r>
-        <w:t xml:space="preserve">•</w:t>
-      </w:r>
-      <w:r>
-        <w:tab/>
-      </w:r>
-      <w:r>
-        <w:t xml:space="preserve">An AI system's inventory record and risk entry are complete before go-live. </w:t>
-      </w:r>
-      <w:r>
-        <w:rPr>
-          <w:b/>
-        </w:rPr>
-        <w:t xml:space="preserve">XW-022</w:t>
-      </w:r>
-    </w:p>
-    <w:p>
-      <w:pPr>
-        <w:spacing w:after="60"/>
-        <w:ind w:left="1080" w:hanging="360"/>
-      </w:pPr>
-      <w:r>
-        <w:t xml:space="preserve">•</w:t>
-      </w:r>
-      <w:r>
-        <w:tab/>
-      </w:r>
-      <w:r>
-        <w:t xml:space="preserve">Refers to: Acquire — Have the supplier and any AI model provider been assessed?</w:t>
-      </w:r>
-    </w:p>
-    <w:p>
-      <w:pPr>
-        <w:spacing w:after="60"/>
-        <w:ind w:left="1080" w:hanging="360"/>
-      </w:pPr>
-      <w:r>
-        <w:t xml:space="preserve">•</w:t>
-      </w:r>
-      <w:r>
-        <w:tab/>
-      </w:r>
-      <w:r>
-        <w:t xml:space="preserve">Referenced by: Operate — Has the AI system's use changed since intake?</w:t>
-      </w:r>
-    </w:p>
-    <w:p>
-      <w:r>
-        <w:t xml:space="preserve">Gate to move on: The inventory record and access roles are complete before wider rollout. Hands off to: operate. the live system and its access records carry forward. Who decides: The application owner, with access approved through the named policy.</w:t>
-      </w:r>
-    </w:p>
-    <w:p>
-      <w:r>
-        <w:t xml:space="preserve">Questions to ask:</w:t>
+        <w:t xml:space="preserve">Referenced by: Deploy — An AI system's inventory record and risk entry are complete before go-live.</w:t>
       </w:r>
     </w:p>
     <w:p>
@@ -1136,7 +943,73 @@
         <w:t xml:space="preserve"> </w:t>
       </w:r>
       <w:r>
-        <w:t xml:space="preserve">Is the app in the inventory with owner, category, and data sensitivity? </w:t>
+        <w:t xml:space="preserve">Is the purchase recorded against an owner and a cost center? </w:t>
+      </w:r>
+      <w:r>
+        <w:rPr>
+          <w:b/>
+        </w:rPr>
+        <w:t xml:space="preserve">XW-012</w:t>
+      </w:r>
+      <w:r>
+        <w:t xml:space="preserve"> (tool: </w:t>
+      </w:r>
+      <w:r>
+        <w:rPr>
+          <w:rFonts w:ascii="Consolas" w:hAnsi="Consolas"/>
+        </w:rPr>
+        <w:t xml:space="preserve">itam-maturity</w:t>
+      </w:r>
+      <w:r>
+        <w:t xml:space="preserve">)</w:t>
+      </w:r>
+    </w:p>
+    <w:p>
+      <w:pPr>
+        <w:spacing w:after="60"/>
+        <w:ind w:left="1080" w:hanging="360"/>
+      </w:pPr>
+      <w:r>
+        <w:t xml:space="preserve">•</w:t>
+      </w:r>
+      <w:r>
+        <w:tab/>
+      </w:r>
+      <w:r>
+        <w:t xml:space="preserve">May impact: Review and optimize — Is it still worth its cost: tolerate, invest, migrate, or eliminate?</w:t>
+      </w:r>
+    </w:p>
+    <w:p>
+      <w:pPr>
+        <w:pStyle w:val="Heading2"/>
+      </w:pPr>
+      <w:r>
+        <w:t xml:space="preserve">Deploy</w:t>
+      </w:r>
+    </w:p>
+    <w:p>
+      <w:r>
+        <w:t xml:space="preserve">The application is installed, added to the inventory, and given access roles.</w:t>
+      </w:r>
+    </w:p>
+    <w:p>
+      <w:r>
+        <w:t xml:space="preserve">Rules that apply:</w:t>
+      </w:r>
+    </w:p>
+    <w:p>
+      <w:pPr>
+        <w:spacing w:after="60"/>
+        <w:ind w:left="720" w:hanging="360"/>
+      </w:pPr>
+      <w:r>
+        <w:t xml:space="preserve">•</w:t>
+      </w:r>
+      <w:r>
+        <w:tab/>
+      </w:r>
+      <w:r>
+        <w:t xml:space="preserve">The application is recorded in the inventory with owner and data sensitivity. </w:t>
       </w:r>
       <w:r>
         <w:rPr>
@@ -1144,32 +1017,168 @@
         </w:rPr>
         <w:t xml:space="preserve">XW-001</w:t>
       </w:r>
-      <w:r>
-        <w:t xml:space="preserve"> (tool: </w:t>
-      </w:r>
-      <w:r>
-        <w:rPr>
-          <w:rFonts w:ascii="Consolas" w:hAnsi="Consolas"/>
-        </w:rPr>
-        <w:t xml:space="preserve">itam-maturity</w:t>
-      </w:r>
-      <w:r>
-        <w:t xml:space="preserve">)</w:t>
-      </w:r>
-    </w:p>
-    <w:p>
-      <w:pPr>
-        <w:spacing w:after="60"/>
-        <w:ind w:left="1080" w:hanging="360"/>
-      </w:pPr>
-      <w:r>
-        <w:t xml:space="preserve">•</w:t>
-      </w:r>
-      <w:r>
-        <w:tab/>
-      </w:r>
-      <w:r>
-        <w:t xml:space="preserve">Referenced by: Plan and request — The data the application will hold, and its sensitivity, is recorded early.</w:t>
+    </w:p>
+    <w:p>
+      <w:pPr>
+        <w:spacing w:after="60"/>
+        <w:ind w:left="1080" w:hanging="360"/>
+      </w:pPr>
+      <w:r>
+        <w:t xml:space="preserve">•</w:t>
+      </w:r>
+      <w:r>
+        <w:tab/>
+      </w:r>
+      <w:r>
+        <w:t xml:space="preserve">Blocks: Operate — Is access reviewed on schedule, and are leavers removed?</w:t>
+      </w:r>
+    </w:p>
+    <w:p>
+      <w:pPr>
+        <w:spacing w:after="60"/>
+        <w:ind w:left="1080" w:hanging="360"/>
+      </w:pPr>
+      <w:r>
+        <w:t xml:space="preserve">•</w:t>
+      </w:r>
+      <w:r>
+        <w:tab/>
+      </w:r>
+      <w:r>
+        <w:t xml:space="preserve">Referenced by: Retire — The inventory record is formally closed, with evidence retained for audit.</w:t>
+      </w:r>
+    </w:p>
+    <w:p>
+      <w:pPr>
+        <w:spacing w:after="60"/>
+        <w:ind w:left="720" w:hanging="360"/>
+      </w:pPr>
+      <w:r>
+        <w:t xml:space="preserve">•</w:t>
+      </w:r>
+      <w:r>
+        <w:tab/>
+      </w:r>
+      <w:r>
+        <w:t xml:space="preserve">Access roles are defined, and new access only granted through an approved path. </w:t>
+      </w:r>
+      <w:r>
+        <w:rPr>
+          <w:b/>
+        </w:rPr>
+        <w:t xml:space="preserve">XW-015</w:t>
+      </w:r>
+    </w:p>
+    <w:p>
+      <w:pPr>
+        <w:spacing w:after="60"/>
+        <w:ind w:left="1080" w:hanging="360"/>
+      </w:pPr>
+      <w:r>
+        <w:t xml:space="preserve">•</w:t>
+      </w:r>
+      <w:r>
+        <w:tab/>
+      </w:r>
+      <w:r>
+        <w:t xml:space="preserve">May impact: Operate — Is access reviewed on schedule, and are leavers removed?</w:t>
+      </w:r>
+    </w:p>
+    <w:p>
+      <w:pPr>
+        <w:spacing w:after="60"/>
+        <w:ind w:left="720" w:hanging="360"/>
+      </w:pPr>
+      <w:r>
+        <w:t xml:space="preserve">•</w:t>
+      </w:r>
+      <w:r>
+        <w:tab/>
+      </w:r>
+      <w:r>
+        <w:t xml:space="preserve">Privileged and administrative accounts are limited and named individually. </w:t>
+      </w:r>
+      <w:r>
+        <w:rPr>
+          <w:b/>
+        </w:rPr>
+        <w:t xml:space="preserve">XW-018</w:t>
+      </w:r>
+    </w:p>
+    <w:p>
+      <w:pPr>
+        <w:spacing w:after="60"/>
+        <w:ind w:left="1080" w:hanging="360"/>
+      </w:pPr>
+      <w:r>
+        <w:t xml:space="preserve">•</w:t>
+      </w:r>
+      <w:r>
+        <w:tab/>
+      </w:r>
+      <w:r>
+        <w:t xml:space="preserve">May impact: Operate — Is access reviewed on schedule, and are leavers removed?</w:t>
+      </w:r>
+    </w:p>
+    <w:p>
+      <w:pPr>
+        <w:spacing w:after="60"/>
+        <w:ind w:left="720" w:hanging="360"/>
+      </w:pPr>
+      <w:r>
+        <w:t xml:space="preserve">•</w:t>
+      </w:r>
+      <w:r>
+        <w:tab/>
+      </w:r>
+      <w:r>
+        <w:t xml:space="preserve">An AI system's inventory record and risk entry are complete before go-live. </w:t>
+      </w:r>
+      <w:r>
+        <w:rPr>
+          <w:b/>
+        </w:rPr>
+        <w:t xml:space="preserve">XW-022</w:t>
+      </w:r>
+    </w:p>
+    <w:p>
+      <w:pPr>
+        <w:spacing w:after="60"/>
+        <w:ind w:left="1080" w:hanging="360"/>
+      </w:pPr>
+      <w:r>
+        <w:t xml:space="preserve">•</w:t>
+      </w:r>
+      <w:r>
+        <w:tab/>
+      </w:r>
+      <w:r>
+        <w:t xml:space="preserve">Refers to: Acquire — Have the supplier and any AI model provider been assessed?</w:t>
+      </w:r>
+    </w:p>
+    <w:p>
+      <w:pPr>
+        <w:spacing w:after="60"/>
+        <w:ind w:left="1080" w:hanging="360"/>
+      </w:pPr>
+      <w:r>
+        <w:t xml:space="preserve">•</w:t>
+      </w:r>
+      <w:r>
+        <w:tab/>
+      </w:r>
+      <w:r>
+        <w:t xml:space="preserve">Referenced by: Operate — Has the AI system's use changed since intake?</w:t>
+      </w:r>
+    </w:p>
+    <w:p>
+      <w:r>
+        <w:t xml:space="preserve">Gate to move on: The inventory record and access roles are complete before wider rollout. Hands off to: operate. the live system and its access records carry forward. Who decides: The application owner, with access approved through the named policy.</w:t>
+      </w:r>
+    </w:p>
+    <w:p>
+      <w:r>
+        <w:t xml:space="preserve">Questions to ask:</w:t>
       </w:r>
     </w:p>
     <w:p>
@@ -1198,13 +1207,13 @@
         <w:t xml:space="preserve"> </w:t>
       </w:r>
       <w:r>
-        <w:t xml:space="preserve">Are access roles defined, and who approves new access? </w:t>
-      </w:r>
-      <w:r>
-        <w:rPr>
-          <w:b/>
-        </w:rPr>
-        <w:t xml:space="preserve">XW-015</w:t>
+        <w:t xml:space="preserve">Is the app in the inventory with owner, category, and data sensitivity? </w:t>
+      </w:r>
+      <w:r>
+        <w:rPr>
+          <w:b/>
+        </w:rPr>
+        <w:t xml:space="preserve">XW-001</w:t>
       </w:r>
       <w:r>
         <w:t xml:space="preserve"> (tool: </w:t>
@@ -1213,10 +1222,25 @@
         <w:rPr>
           <w:rFonts w:ascii="Consolas" w:hAnsi="Consolas"/>
         </w:rPr>
-        <w:t xml:space="preserve">access-review</w:t>
+        <w:t xml:space="preserve">itam-maturity</w:t>
       </w:r>
       <w:r>
         <w:t xml:space="preserve">)</w:t>
+      </w:r>
+    </w:p>
+    <w:p>
+      <w:pPr>
+        <w:spacing w:after="60"/>
+        <w:ind w:left="1080" w:hanging="360"/>
+      </w:pPr>
+      <w:r>
+        <w:t xml:space="preserve">•</w:t>
+      </w:r>
+      <w:r>
+        <w:tab/>
+      </w:r>
+      <w:r>
+        <w:t xml:space="preserve">Referenced by: Plan and request — The data the application will hold, and its sensitivity, is recorded early.</w:t>
       </w:r>
     </w:p>
     <w:p>
@@ -1245,13 +1269,13 @@
         <w:t xml:space="preserve"> </w:t>
       </w:r>
       <w:r>
-        <w:t xml:space="preserve">Are privileged accounts limited and named? </w:t>
-      </w:r>
-      <w:r>
-        <w:rPr>
-          <w:b/>
-        </w:rPr>
-        <w:t xml:space="preserve">XW-018</w:t>
+        <w:t xml:space="preserve">Are access roles defined, and who approves new access? </w:t>
+      </w:r>
+      <w:r>
+        <w:rPr>
+          <w:b/>
+        </w:rPr>
+        <w:t xml:space="preserve">XW-015</w:t>
       </w:r>
       <w:r>
         <w:t xml:space="preserve"> (tool: </w:t>
@@ -1292,13 +1316,13 @@
         <w:t xml:space="preserve"> </w:t>
       </w:r>
       <w:r>
-        <w:t xml:space="preserve">For AI systems: is the inventory record complete and the risk in the register? </w:t>
-      </w:r>
-      <w:r>
-        <w:rPr>
-          <w:b/>
-        </w:rPr>
-        <w:t xml:space="preserve">XW-022</w:t>
+        <w:t xml:space="preserve">Are privileged accounts limited and named? </w:t>
+      </w:r>
+      <w:r>
+        <w:rPr>
+          <w:b/>
+        </w:rPr>
+        <w:t xml:space="preserve">XW-018</w:t>
       </w:r>
       <w:r>
         <w:t xml:space="preserve"> (tool: </w:t>
@@ -1307,188 +1331,10 @@
         <w:rPr>
           <w:rFonts w:ascii="Consolas" w:hAnsi="Consolas"/>
         </w:rPr>
-        <w:t xml:space="preserve">ai-intake</w:t>
+        <w:t xml:space="preserve">access-review</w:t>
       </w:r>
       <w:r>
         <w:t xml:space="preserve">)</w:t>
-      </w:r>
-    </w:p>
-    <w:p>
-      <w:pPr>
-        <w:spacing w:after="60"/>
-        <w:ind w:left="1080" w:hanging="360"/>
-      </w:pPr>
-      <w:r>
-        <w:t xml:space="preserve">•</w:t>
-      </w:r>
-      <w:r>
-        <w:tab/>
-      </w:r>
-      <w:r>
-        <w:t xml:space="preserve">May be impacted by: Plan and request — Any AI component is flagged at intake for a risk-tier assessment.</w:t>
-      </w:r>
-    </w:p>
-    <w:p>
-      <w:pPr>
-        <w:pStyle w:val="Heading2"/>
-      </w:pPr>
-      <w:r>
-        <w:t xml:space="preserve">Operate</w:t>
-      </w:r>
-    </w:p>
-    <w:p>
-      <w:r>
-        <w:t xml:space="preserve">The application runs day to day: usage tracked, access kept current, records reconciled.</w:t>
-      </w:r>
-    </w:p>
-    <w:p>
-      <w:r>
-        <w:t xml:space="preserve">Rules that apply:</w:t>
-      </w:r>
-    </w:p>
-    <w:p>
-      <w:pPr>
-        <w:spacing w:after="60"/>
-        <w:ind w:left="720" w:hanging="360"/>
-      </w:pPr>
-      <w:r>
-        <w:t xml:space="preserve">•</w:t>
-      </w:r>
-      <w:r>
-        <w:tab/>
-      </w:r>
-      <w:r>
-        <w:t xml:space="preserve">Installed copies and active users are kept within held entitlements. </w:t>
-      </w:r>
-      <w:r>
-        <w:rPr>
-          <w:b/>
-        </w:rPr>
-        <w:t xml:space="preserve">XW-007</w:t>
-      </w:r>
-    </w:p>
-    <w:p>
-      <w:pPr>
-        <w:spacing w:after="60"/>
-        <w:ind w:left="720" w:hanging="360"/>
-      </w:pPr>
-      <w:r>
-        <w:t xml:space="preserve">•</w:t>
-      </w:r>
-      <w:r>
-        <w:tab/>
-      </w:r>
-      <w:r>
-        <w:t xml:space="preserve">Access is reviewed on schedule, and leavers are removed promptly. </w:t>
-      </w:r>
-      <w:r>
-        <w:rPr>
-          <w:b/>
-        </w:rPr>
-        <w:t xml:space="preserve">XW-016</w:t>
-      </w:r>
-    </w:p>
-    <w:p>
-      <w:pPr>
-        <w:spacing w:after="60"/>
-        <w:ind w:left="1080" w:hanging="360"/>
-      </w:pPr>
-      <w:r>
-        <w:t xml:space="preserve">•</w:t>
-      </w:r>
-      <w:r>
-        <w:tab/>
-      </w:r>
-      <w:r>
-        <w:t xml:space="preserve">Refers to: Retire — Are all accounts removed and licenses canceled or reclaimed?</w:t>
-      </w:r>
-    </w:p>
-    <w:p>
-      <w:pPr>
-        <w:spacing w:after="60"/>
-        <w:ind w:left="720" w:hanging="360"/>
-      </w:pPr>
-      <w:r>
-        <w:t xml:space="preserve">•</w:t>
-      </w:r>
-      <w:r>
-        <w:tab/>
-      </w:r>
-      <w:r>
-        <w:t xml:space="preserve">Asset records are reconciled against what is actually installed. </w:t>
-      </w:r>
-      <w:r>
-        <w:rPr>
-          <w:b/>
-        </w:rPr>
-        <w:t xml:space="preserve">XW-026</w:t>
-      </w:r>
-    </w:p>
-    <w:p>
-      <w:pPr>
-        <w:spacing w:after="60"/>
-        <w:ind w:left="1080" w:hanging="360"/>
-      </w:pPr>
-      <w:r>
-        <w:t xml:space="preserve">•</w:t>
-      </w:r>
-      <w:r>
-        <w:tab/>
-      </w:r>
-      <w:r>
-        <w:t xml:space="preserve">Referenced by: Review and optimize — Where is our asset management process weakest this year?</w:t>
-      </w:r>
-    </w:p>
-    <w:p>
-      <w:pPr>
-        <w:spacing w:after="60"/>
-        <w:ind w:left="720" w:hanging="360"/>
-      </w:pPr>
-      <w:r>
-        <w:t xml:space="preserve">•</w:t>
-      </w:r>
-      <w:r>
-        <w:tab/>
-      </w:r>
-      <w:r>
-        <w:t xml:space="preserve">Changes are assessed for risk and approved before they are made. </w:t>
-      </w:r>
-      <w:r>
-        <w:rPr>
-          <w:b/>
-        </w:rPr>
-        <w:t xml:space="preserve">XW-029</w:t>
-      </w:r>
-    </w:p>
-    <w:p>
-      <w:pPr>
-        <w:spacing w:after="60"/>
-        <w:ind w:left="720" w:hanging="360"/>
-      </w:pPr>
-      <w:r>
-        <w:t xml:space="preserve">•</w:t>
-      </w:r>
-      <w:r>
-        <w:tab/>
-      </w:r>
-      <w:r>
-        <w:t xml:space="preserve">A changed AI system's use is reassessed, not assumed unchanged. </w:t>
-      </w:r>
-      <w:r>
-        <w:rPr>
-          <w:b/>
-        </w:rPr>
-        <w:t xml:space="preserve">XW-021</w:t>
-      </w:r>
-    </w:p>
-    <w:p>
-      <w:r>
-        <w:t xml:space="preserve">Gate to move on: Installs stay within entitlements and access reviews happen on schedule. Hands off to: optimize. the running history and asset record get reviewed. Who decides: The application owner, checked periodically by whoever runs access reviews.</w:t>
-      </w:r>
-    </w:p>
-    <w:p>
-      <w:r>
-        <w:t xml:space="preserve">Questions to ask:</w:t>
       </w:r>
     </w:p>
     <w:p>
@@ -1517,7 +1363,73 @@
         <w:t xml:space="preserve"> </w:t>
       </w:r>
       <w:r>
-        <w:t xml:space="preserve">Do installs and users stay within entitlements? </w:t>
+        <w:t xml:space="preserve">For AI systems: is the inventory record complete and the risk in the register? </w:t>
+      </w:r>
+      <w:r>
+        <w:rPr>
+          <w:b/>
+        </w:rPr>
+        <w:t xml:space="preserve">XW-022</w:t>
+      </w:r>
+      <w:r>
+        <w:t xml:space="preserve"> (tool: </w:t>
+      </w:r>
+      <w:r>
+        <w:rPr>
+          <w:rFonts w:ascii="Consolas" w:hAnsi="Consolas"/>
+        </w:rPr>
+        <w:t xml:space="preserve">ai-intake</w:t>
+      </w:r>
+      <w:r>
+        <w:t xml:space="preserve">)</w:t>
+      </w:r>
+    </w:p>
+    <w:p>
+      <w:pPr>
+        <w:spacing w:after="60"/>
+        <w:ind w:left="1080" w:hanging="360"/>
+      </w:pPr>
+      <w:r>
+        <w:t xml:space="preserve">•</w:t>
+      </w:r>
+      <w:r>
+        <w:tab/>
+      </w:r>
+      <w:r>
+        <w:t xml:space="preserve">May be impacted by: Plan and request — Any AI component is flagged at intake for a risk-tier assessment.</w:t>
+      </w:r>
+    </w:p>
+    <w:p>
+      <w:pPr>
+        <w:pStyle w:val="Heading2"/>
+      </w:pPr>
+      <w:r>
+        <w:t xml:space="preserve">Operate</w:t>
+      </w:r>
+    </w:p>
+    <w:p>
+      <w:r>
+        <w:t xml:space="preserve">The application runs day to day: usage tracked, access kept current, records reconciled.</w:t>
+      </w:r>
+    </w:p>
+    <w:p>
+      <w:r>
+        <w:t xml:space="preserve">Rules that apply:</w:t>
+      </w:r>
+    </w:p>
+    <w:p>
+      <w:pPr>
+        <w:spacing w:after="60"/>
+        <w:ind w:left="720" w:hanging="360"/>
+      </w:pPr>
+      <w:r>
+        <w:t xml:space="preserve">•</w:t>
+      </w:r>
+      <w:r>
+        <w:tab/>
+      </w:r>
+      <w:r>
+        <w:t xml:space="preserve">Installed copies and active users are kept within held entitlements. </w:t>
       </w:r>
       <w:r>
         <w:rPr>
@@ -1525,32 +1437,150 @@
         </w:rPr>
         <w:t xml:space="preserve">XW-007</w:t>
       </w:r>
-      <w:r>
-        <w:t xml:space="preserve"> (tool: </w:t>
-      </w:r>
-      <w:r>
-        <w:rPr>
-          <w:rFonts w:ascii="Consolas" w:hAnsi="Consolas"/>
-        </w:rPr>
-        <w:t xml:space="preserve">rationalization</w:t>
-      </w:r>
-      <w:r>
-        <w:t xml:space="preserve">)</w:t>
-      </w:r>
-    </w:p>
-    <w:p>
-      <w:pPr>
-        <w:spacing w:after="60"/>
-        <w:ind w:left="1080" w:hanging="360"/>
-      </w:pPr>
-      <w:r>
-        <w:t xml:space="preserve">•</w:t>
-      </w:r>
-      <w:r>
-        <w:tab/>
-      </w:r>
-      <w:r>
-        <w:t xml:space="preserve">Referenced by: Acquire — Every purchase records its entitlements before deployment starts.</w:t>
+    </w:p>
+    <w:p>
+      <w:pPr>
+        <w:spacing w:after="60"/>
+        <w:ind w:left="720" w:hanging="360"/>
+      </w:pPr>
+      <w:r>
+        <w:t xml:space="preserve">•</w:t>
+      </w:r>
+      <w:r>
+        <w:tab/>
+      </w:r>
+      <w:r>
+        <w:t xml:space="preserve">Access is reviewed on schedule, and leavers are removed promptly. </w:t>
+      </w:r>
+      <w:r>
+        <w:rPr>
+          <w:b/>
+        </w:rPr>
+        <w:t xml:space="preserve">XW-016</w:t>
+      </w:r>
+    </w:p>
+    <w:p>
+      <w:pPr>
+        <w:spacing w:after="60"/>
+        <w:ind w:left="1080" w:hanging="360"/>
+      </w:pPr>
+      <w:r>
+        <w:t xml:space="preserve">•</w:t>
+      </w:r>
+      <w:r>
+        <w:tab/>
+      </w:r>
+      <w:r>
+        <w:t xml:space="preserve">Refers to: Retire — Are all accounts removed and licenses canceled or reclaimed?</w:t>
+      </w:r>
+    </w:p>
+    <w:p>
+      <w:pPr>
+        <w:spacing w:after="60"/>
+        <w:ind w:left="720" w:hanging="360"/>
+      </w:pPr>
+      <w:r>
+        <w:t xml:space="preserve">•</w:t>
+      </w:r>
+      <w:r>
+        <w:tab/>
+      </w:r>
+      <w:r>
+        <w:t xml:space="preserve">Each license count is backed by a proof of purchase, kept as long as the records schedule requires. </w:t>
+      </w:r>
+      <w:r>
+        <w:rPr>
+          <w:b/>
+        </w:rPr>
+        <w:t xml:space="preserve">XW-006</w:t>
+      </w:r>
+    </w:p>
+    <w:p>
+      <w:pPr>
+        <w:spacing w:after="60"/>
+        <w:ind w:left="720" w:hanging="360"/>
+      </w:pPr>
+      <w:r>
+        <w:t xml:space="preserve">•</w:t>
+      </w:r>
+      <w:r>
+        <w:tab/>
+      </w:r>
+      <w:r>
+        <w:t xml:space="preserve">Asset records are reconciled against what is actually installed. </w:t>
+      </w:r>
+      <w:r>
+        <w:rPr>
+          <w:b/>
+        </w:rPr>
+        <w:t xml:space="preserve">XW-026</w:t>
+      </w:r>
+    </w:p>
+    <w:p>
+      <w:pPr>
+        <w:spacing w:after="60"/>
+        <w:ind w:left="1080" w:hanging="360"/>
+      </w:pPr>
+      <w:r>
+        <w:t xml:space="preserve">•</w:t>
+      </w:r>
+      <w:r>
+        <w:tab/>
+      </w:r>
+      <w:r>
+        <w:t xml:space="preserve">Referenced by: Review and optimize — Where is our asset management process weakest this year?</w:t>
+      </w:r>
+    </w:p>
+    <w:p>
+      <w:pPr>
+        <w:spacing w:after="60"/>
+        <w:ind w:left="720" w:hanging="360"/>
+      </w:pPr>
+      <w:r>
+        <w:t xml:space="preserve">•</w:t>
+      </w:r>
+      <w:r>
+        <w:tab/>
+      </w:r>
+      <w:r>
+        <w:t xml:space="preserve">Changes are assessed for risk and approved before they are made. </w:t>
+      </w:r>
+      <w:r>
+        <w:rPr>
+          <w:b/>
+        </w:rPr>
+        <w:t xml:space="preserve">XW-029</w:t>
+      </w:r>
+    </w:p>
+    <w:p>
+      <w:pPr>
+        <w:spacing w:after="60"/>
+        <w:ind w:left="720" w:hanging="360"/>
+      </w:pPr>
+      <w:r>
+        <w:t xml:space="preserve">•</w:t>
+      </w:r>
+      <w:r>
+        <w:tab/>
+      </w:r>
+      <w:r>
+        <w:t xml:space="preserve">A changed AI system's use is reassessed, not assumed unchanged. </w:t>
+      </w:r>
+      <w:r>
+        <w:rPr>
+          <w:b/>
+        </w:rPr>
+        <w:t xml:space="preserve">XW-021</w:t>
+      </w:r>
+    </w:p>
+    <w:p>
+      <w:r>
+        <w:t xml:space="preserve">Gate to move on: Installs stay within entitlements and access reviews happen on schedule. Hands off to: optimize. the running history and asset record get reviewed. Who decides: The application owner, checked periodically by whoever runs access reviews.</w:t>
+      </w:r>
+    </w:p>
+    <w:p>
+      <w:r>
+        <w:t xml:space="preserve">Questions to ask:</w:t>
       </w:r>
     </w:p>
     <w:p>
@@ -1579,13 +1609,13 @@
         <w:t xml:space="preserve"> </w:t>
       </w:r>
       <w:r>
-        <w:t xml:space="preserve">Is access reviewed on schedule, and are leavers removed? </w:t>
-      </w:r>
-      <w:r>
-        <w:rPr>
-          <w:b/>
-        </w:rPr>
-        <w:t xml:space="preserve">XW-016</w:t>
+        <w:t xml:space="preserve">Do installs and users stay within entitlements? </w:t>
+      </w:r>
+      <w:r>
+        <w:rPr>
+          <w:b/>
+        </w:rPr>
+        <w:t xml:space="preserve">XW-007</w:t>
       </w:r>
       <w:r>
         <w:t xml:space="preserve"> (tool: </w:t>
@@ -1594,7 +1624,7 @@
         <w:rPr>
           <w:rFonts w:ascii="Consolas" w:hAnsi="Consolas"/>
         </w:rPr>
-        <w:t xml:space="preserve">access-review</w:t>
+        <w:t xml:space="preserve">rationalization</w:t>
       </w:r>
       <w:r>
         <w:t xml:space="preserve">)</w:t>
@@ -1612,37 +1642,7 @@
         <w:tab/>
       </w:r>
       <w:r>
-        <w:t xml:space="preserve">Blocked by: Deploy — The application is recorded in the inventory with owner and data sensitivity.</w:t>
-      </w:r>
-    </w:p>
-    <w:p>
-      <w:pPr>
-        <w:spacing w:after="60"/>
-        <w:ind w:left="1080" w:hanging="360"/>
-      </w:pPr>
-      <w:r>
-        <w:t xml:space="preserve">•</w:t>
-      </w:r>
-      <w:r>
-        <w:tab/>
-      </w:r>
-      <w:r>
-        <w:t xml:space="preserve">May be impacted by: Deploy — Access roles are defined, and new access only granted through an approved path.</w:t>
-      </w:r>
-    </w:p>
-    <w:p>
-      <w:pPr>
-        <w:spacing w:after="60"/>
-        <w:ind w:left="1080" w:hanging="360"/>
-      </w:pPr>
-      <w:r>
-        <w:t xml:space="preserve">•</w:t>
-      </w:r>
-      <w:r>
-        <w:tab/>
-      </w:r>
-      <w:r>
-        <w:t xml:space="preserve">May be impacted by: Deploy — Privileged and administrative accounts are limited and named individually.</w:t>
+        <w:t xml:space="preserve">Referenced by: Acquire — Every purchase records its entitlements before deployment starts.</w:t>
       </w:r>
     </w:p>
     <w:p>
@@ -1671,13 +1671,13 @@
         <w:t xml:space="preserve"> </w:t>
       </w:r>
       <w:r>
-        <w:t xml:space="preserve">Are asset records accurate and reconciled? </w:t>
-      </w:r>
-      <w:r>
-        <w:rPr>
-          <w:b/>
-        </w:rPr>
-        <w:t xml:space="preserve">XW-026</w:t>
+        <w:t xml:space="preserve">Is access reviewed on schedule, and are leavers removed? </w:t>
+      </w:r>
+      <w:r>
+        <w:rPr>
+          <w:b/>
+        </w:rPr>
+        <w:t xml:space="preserve">XW-016</w:t>
       </w:r>
       <w:r>
         <w:t xml:space="preserve"> (tool: </w:t>
@@ -1686,10 +1686,55 @@
         <w:rPr>
           <w:rFonts w:ascii="Consolas" w:hAnsi="Consolas"/>
         </w:rPr>
-        <w:t xml:space="preserve">itam-maturity</w:t>
+        <w:t xml:space="preserve">access-review</w:t>
       </w:r>
       <w:r>
         <w:t xml:space="preserve">)</w:t>
+      </w:r>
+    </w:p>
+    <w:p>
+      <w:pPr>
+        <w:spacing w:after="60"/>
+        <w:ind w:left="1080" w:hanging="360"/>
+      </w:pPr>
+      <w:r>
+        <w:t xml:space="preserve">•</w:t>
+      </w:r>
+      <w:r>
+        <w:tab/>
+      </w:r>
+      <w:r>
+        <w:t xml:space="preserve">Blocked by: Deploy — The application is recorded in the inventory with owner and data sensitivity.</w:t>
+      </w:r>
+    </w:p>
+    <w:p>
+      <w:pPr>
+        <w:spacing w:after="60"/>
+        <w:ind w:left="1080" w:hanging="360"/>
+      </w:pPr>
+      <w:r>
+        <w:t xml:space="preserve">•</w:t>
+      </w:r>
+      <w:r>
+        <w:tab/>
+      </w:r>
+      <w:r>
+        <w:t xml:space="preserve">May be impacted by: Deploy — Access roles are defined, and new access only granted through an approved path.</w:t>
+      </w:r>
+    </w:p>
+    <w:p>
+      <w:pPr>
+        <w:spacing w:after="60"/>
+        <w:ind w:left="1080" w:hanging="360"/>
+      </w:pPr>
+      <w:r>
+        <w:t xml:space="preserve">•</w:t>
+      </w:r>
+      <w:r>
+        <w:tab/>
+      </w:r>
+      <w:r>
+        <w:t xml:space="preserve">May be impacted by: Deploy — Privileged and administrative accounts are limited and named individually.</w:t>
       </w:r>
     </w:p>
     <w:p>
@@ -1718,13 +1763,13 @@
         <w:t xml:space="preserve"> </w:t>
       </w:r>
       <w:r>
-        <w:t xml:space="preserve">Are changes assessed and approved before they are made? </w:t>
-      </w:r>
-      <w:r>
-        <w:rPr>
-          <w:b/>
-        </w:rPr>
-        <w:t xml:space="preserve">XW-029</w:t>
+        <w:t xml:space="preserve">Is a proof of purchase on file for each license? </w:t>
+      </w:r>
+      <w:r>
+        <w:rPr>
+          <w:b/>
+        </w:rPr>
+        <w:t xml:space="preserve">XW-006</w:t>
       </w:r>
       <w:r>
         <w:t xml:space="preserve"> (tool: </w:t>
@@ -1733,10 +1778,25 @@
         <w:rPr>
           <w:rFonts w:ascii="Consolas" w:hAnsi="Consolas"/>
         </w:rPr>
-        <w:t xml:space="preserve">itam-maturity</w:t>
+        <w:t xml:space="preserve">audit-response</w:t>
       </w:r>
       <w:r>
         <w:t xml:space="preserve">)</w:t>
+      </w:r>
+    </w:p>
+    <w:p>
+      <w:pPr>
+        <w:spacing w:after="60"/>
+        <w:ind w:left="1080" w:hanging="360"/>
+      </w:pPr>
+      <w:r>
+        <w:t xml:space="preserve">•</w:t>
+      </w:r>
+      <w:r>
+        <w:tab/>
+      </w:r>
+      <w:r>
+        <w:t xml:space="preserve">Refers to: Acquire — Every purchase records its entitlements before deployment starts.</w:t>
       </w:r>
     </w:p>
     <w:p>
@@ -1765,13 +1825,13 @@
         <w:t xml:space="preserve"> </w:t>
       </w:r>
       <w:r>
-        <w:t xml:space="preserve">Has the AI system's use changed since intake? </w:t>
-      </w:r>
-      <w:r>
-        <w:rPr>
-          <w:b/>
-        </w:rPr>
-        <w:t xml:space="preserve">XW-021</w:t>
+        <w:t xml:space="preserve">Are asset records accurate and reconciled? </w:t>
+      </w:r>
+      <w:r>
+        <w:rPr>
+          <w:b/>
+        </w:rPr>
+        <w:t xml:space="preserve">XW-026</w:t>
       </w:r>
       <w:r>
         <w:t xml:space="preserve"> (tool: </w:t>
@@ -1780,137 +1840,10 @@
         <w:rPr>
           <w:rFonts w:ascii="Consolas" w:hAnsi="Consolas"/>
         </w:rPr>
-        <w:t xml:space="preserve">ai-intake</w:t>
+        <w:t xml:space="preserve">itam-maturity</w:t>
       </w:r>
       <w:r>
         <w:t xml:space="preserve">)</w:t>
-      </w:r>
-    </w:p>
-    <w:p>
-      <w:pPr>
-        <w:spacing w:after="60"/>
-        <w:ind w:left="1080" w:hanging="360"/>
-      </w:pPr>
-      <w:r>
-        <w:t xml:space="preserve">•</w:t>
-      </w:r>
-      <w:r>
-        <w:tab/>
-      </w:r>
-      <w:r>
-        <w:t xml:space="preserve">Refers to: Deploy — An AI system's inventory record and risk entry are complete before go-live.</w:t>
-      </w:r>
-    </w:p>
-    <w:p>
-      <w:pPr>
-        <w:pStyle w:val="Heading2"/>
-      </w:pPr>
-      <w:r>
-        <w:t xml:space="preserve">Review and optimize</w:t>
-      </w:r>
-    </w:p>
-    <w:p>
-      <w:r>
-        <w:t xml:space="preserve">The portfolio is reviewed to decide whether each application still earns its cost.</w:t>
-      </w:r>
-    </w:p>
-    <w:p>
-      <w:r>
-        <w:t xml:space="preserve">Rules that apply:</w:t>
-      </w:r>
-    </w:p>
-    <w:p>
-      <w:pPr>
-        <w:spacing w:after="60"/>
-        <w:ind w:left="720" w:hanging="360"/>
-      </w:pPr>
-      <w:r>
-        <w:t xml:space="preserve">•</w:t>
-      </w:r>
-      <w:r>
-        <w:tab/>
-      </w:r>
-      <w:r>
-        <w:t xml:space="preserve">Every application is periodically assessed against tolerate, invest, migrate, or eliminate. </w:t>
-      </w:r>
-      <w:r>
-        <w:rPr>
-          <w:b/>
-        </w:rPr>
-        <w:t xml:space="preserve">XW-011</w:t>
-      </w:r>
-    </w:p>
-    <w:p>
-      <w:pPr>
-        <w:spacing w:after="60"/>
-        <w:ind w:left="720" w:hanging="360"/>
-      </w:pPr>
-      <w:r>
-        <w:t xml:space="preserve">•</w:t>
-      </w:r>
-      <w:r>
-        <w:tab/>
-      </w:r>
-      <w:r>
-        <w:t xml:space="preserve">Anything expiring within the review window is flagged before it lapses. </w:t>
-      </w:r>
-      <w:r>
-        <w:rPr>
-          <w:b/>
-        </w:rPr>
-        <w:t xml:space="preserve">XW-008</w:t>
-      </w:r>
-    </w:p>
-    <w:p>
-      <w:pPr>
-        <w:spacing w:after="60"/>
-        <w:ind w:left="720" w:hanging="360"/>
-      </w:pPr>
-      <w:r>
-        <w:t xml:space="preserve">•</w:t>
-      </w:r>
-      <w:r>
-        <w:tab/>
-      </w:r>
-      <w:r>
-        <w:t xml:space="preserve">The review checks where the organization's own asset process is weakest. </w:t>
-      </w:r>
-      <w:r>
-        <w:rPr>
-          <w:b/>
-        </w:rPr>
-        <w:t xml:space="preserve">XW-025</w:t>
-      </w:r>
-    </w:p>
-    <w:p>
-      <w:pPr>
-        <w:spacing w:after="60"/>
-        <w:ind w:left="720" w:hanging="360"/>
-      </w:pPr>
-      <w:r>
-        <w:t xml:space="preserve">•</w:t>
-      </w:r>
-      <w:r>
-        <w:tab/>
-      </w:r>
-      <w:r>
-        <w:t xml:space="preserve">The council's own decision log is checked for bottlenecks or rubber-stamping. </w:t>
-      </w:r>
-      <w:r>
-        <w:rPr>
-          <w:b/>
-        </w:rPr>
-        <w:t xml:space="preserve">XW-025</w:t>
-      </w:r>
-    </w:p>
-    <w:p>
-      <w:r>
-        <w:t xml:space="preserve">Gate to move on: The owner or council records a decision: keep, invest, migrate, or retire. Hands off to: plan, retire. reinvest or replace starts a new request; otherwise retire begins. Who decides: The application owner recommends; the council decides above its threshold.</w:t>
-      </w:r>
-    </w:p>
-    <w:p>
-      <w:r>
-        <w:t xml:space="preserve">Questions to ask:</w:t>
       </w:r>
     </w:p>
     <w:p>
@@ -1939,13 +1872,13 @@
         <w:t xml:space="preserve"> </w:t>
       </w:r>
       <w:r>
-        <w:t xml:space="preserve">Is it still worth its cost: tolerate, invest, migrate, or eliminate? </w:t>
-      </w:r>
-      <w:r>
-        <w:rPr>
-          <w:b/>
-        </w:rPr>
-        <w:t xml:space="preserve">XW-011</w:t>
+        <w:t xml:space="preserve">Are changes assessed and approved before they are made? </w:t>
+      </w:r>
+      <w:r>
+        <w:rPr>
+          <w:b/>
+        </w:rPr>
+        <w:t xml:space="preserve">XW-029</w:t>
       </w:r>
       <w:r>
         <w:t xml:space="preserve"> (tool: </w:t>
@@ -1954,40 +1887,10 @@
         <w:rPr>
           <w:rFonts w:ascii="Consolas" w:hAnsi="Consolas"/>
         </w:rPr>
-        <w:t xml:space="preserve">rationalization</w:t>
+        <w:t xml:space="preserve">itam-maturity</w:t>
       </w:r>
       <w:r>
         <w:t xml:space="preserve">)</w:t>
-      </w:r>
-    </w:p>
-    <w:p>
-      <w:pPr>
-        <w:spacing w:after="60"/>
-        <w:ind w:left="1080" w:hanging="360"/>
-      </w:pPr>
-      <w:r>
-        <w:t xml:space="preserve">•</w:t>
-      </w:r>
-      <w:r>
-        <w:tab/>
-      </w:r>
-      <w:r>
-        <w:t xml:space="preserve">May impact: Plan and request — What problem does this solve, and do we own an app that does it?</w:t>
-      </w:r>
-    </w:p>
-    <w:p>
-      <w:pPr>
-        <w:spacing w:after="60"/>
-        <w:ind w:left="1080" w:hanging="360"/>
-      </w:pPr>
-      <w:r>
-        <w:t xml:space="preserve">•</w:t>
-      </w:r>
-      <w:r>
-        <w:tab/>
-      </w:r>
-      <w:r>
-        <w:t xml:space="preserve">May be impacted by: Acquire — Is the purchase recorded against an owner and a cost center?</w:t>
       </w:r>
     </w:p>
     <w:p>
@@ -2016,7 +1919,94 @@
         <w:t xml:space="preserve"> </w:t>
       </w:r>
       <w:r>
-        <w:t xml:space="preserve">Is anything expiring or due for renewal in the next 90 days? </w:t>
+        <w:t xml:space="preserve">Has the AI system's use changed since intake? </w:t>
+      </w:r>
+      <w:r>
+        <w:rPr>
+          <w:b/>
+        </w:rPr>
+        <w:t xml:space="preserve">XW-021</w:t>
+      </w:r>
+      <w:r>
+        <w:t xml:space="preserve"> (tool: </w:t>
+      </w:r>
+      <w:r>
+        <w:rPr>
+          <w:rFonts w:ascii="Consolas" w:hAnsi="Consolas"/>
+        </w:rPr>
+        <w:t xml:space="preserve">ai-intake</w:t>
+      </w:r>
+      <w:r>
+        <w:t xml:space="preserve">)</w:t>
+      </w:r>
+    </w:p>
+    <w:p>
+      <w:pPr>
+        <w:spacing w:after="60"/>
+        <w:ind w:left="1080" w:hanging="360"/>
+      </w:pPr>
+      <w:r>
+        <w:t xml:space="preserve">•</w:t>
+      </w:r>
+      <w:r>
+        <w:tab/>
+      </w:r>
+      <w:r>
+        <w:t xml:space="preserve">Refers to: Deploy — An AI system's inventory record and risk entry are complete before go-live.</w:t>
+      </w:r>
+    </w:p>
+    <w:p>
+      <w:pPr>
+        <w:pStyle w:val="Heading2"/>
+      </w:pPr>
+      <w:r>
+        <w:t xml:space="preserve">Review and optimize</w:t>
+      </w:r>
+    </w:p>
+    <w:p>
+      <w:r>
+        <w:t xml:space="preserve">The portfolio is reviewed to decide whether each application still earns its cost.</w:t>
+      </w:r>
+    </w:p>
+    <w:p>
+      <w:r>
+        <w:t xml:space="preserve">Rules that apply:</w:t>
+      </w:r>
+    </w:p>
+    <w:p>
+      <w:pPr>
+        <w:spacing w:after="60"/>
+        <w:ind w:left="720" w:hanging="360"/>
+      </w:pPr>
+      <w:r>
+        <w:t xml:space="preserve">•</w:t>
+      </w:r>
+      <w:r>
+        <w:tab/>
+      </w:r>
+      <w:r>
+        <w:t xml:space="preserve">Every application is periodically assessed against tolerate, invest, migrate, or eliminate. </w:t>
+      </w:r>
+      <w:r>
+        <w:rPr>
+          <w:b/>
+        </w:rPr>
+        <w:t xml:space="preserve">XW-011</w:t>
+      </w:r>
+    </w:p>
+    <w:p>
+      <w:pPr>
+        <w:spacing w:after="60"/>
+        <w:ind w:left="720" w:hanging="360"/>
+      </w:pPr>
+      <w:r>
+        <w:t xml:space="preserve">•</w:t>
+      </w:r>
+      <w:r>
+        <w:tab/>
+      </w:r>
+      <w:r>
+        <w:t xml:space="preserve">Anything expiring within the review window is flagged before it lapses. </w:t>
       </w:r>
       <w:r>
         <w:rPr>
@@ -2024,32 +2014,87 @@
         </w:rPr>
         <w:t xml:space="preserve">XW-008</w:t>
       </w:r>
-      <w:r>
-        <w:t xml:space="preserve"> (tool: </w:t>
-      </w:r>
-      <w:r>
-        <w:rPr>
-          <w:rFonts w:ascii="Consolas" w:hAnsi="Consolas"/>
-        </w:rPr>
-        <w:t xml:space="preserve">rationalization</w:t>
-      </w:r>
-      <w:r>
-        <w:t xml:space="preserve">)</w:t>
-      </w:r>
-    </w:p>
-    <w:p>
-      <w:pPr>
-        <w:spacing w:after="60"/>
-        <w:ind w:left="1080" w:hanging="360"/>
-      </w:pPr>
-      <w:r>
-        <w:t xml:space="preserve">•</w:t>
-      </w:r>
-      <w:r>
-        <w:tab/>
-      </w:r>
-      <w:r>
-        <w:t xml:space="preserve">May impact: Retire — Is the contract ended on time, without auto-renewal?</w:t>
+    </w:p>
+    <w:p>
+      <w:pPr>
+        <w:spacing w:after="60"/>
+        <w:ind w:left="720" w:hanging="360"/>
+      </w:pPr>
+      <w:r>
+        <w:t xml:space="preserve">•</w:t>
+      </w:r>
+      <w:r>
+        <w:tab/>
+      </w:r>
+      <w:r>
+        <w:t xml:space="preserve">Contract terms are checked before renewal, and savings are reported with their evidence. </w:t>
+      </w:r>
+      <w:r>
+        <w:rPr>
+          <w:b/>
+        </w:rPr>
+        <w:t xml:space="preserve">XW-013</w:t>
+      </w:r>
+      <w:r>
+        <w:t xml:space="preserve"> </w:t>
+      </w:r>
+      <w:r>
+        <w:rPr>
+          <w:b/>
+        </w:rPr>
+        <w:t xml:space="preserve">XW-012</w:t>
+      </w:r>
+    </w:p>
+    <w:p>
+      <w:pPr>
+        <w:spacing w:after="60"/>
+        <w:ind w:left="720" w:hanging="360"/>
+      </w:pPr>
+      <w:r>
+        <w:t xml:space="preserve">•</w:t>
+      </w:r>
+      <w:r>
+        <w:tab/>
+      </w:r>
+      <w:r>
+        <w:t xml:space="preserve">The review checks where the organization's own asset process is weakest. </w:t>
+      </w:r>
+      <w:r>
+        <w:rPr>
+          <w:b/>
+        </w:rPr>
+        <w:t xml:space="preserve">XW-025</w:t>
+      </w:r>
+    </w:p>
+    <w:p>
+      <w:pPr>
+        <w:spacing w:after="60"/>
+        <w:ind w:left="720" w:hanging="360"/>
+      </w:pPr>
+      <w:r>
+        <w:t xml:space="preserve">•</w:t>
+      </w:r>
+      <w:r>
+        <w:tab/>
+      </w:r>
+      <w:r>
+        <w:t xml:space="preserve">The council's own decision log is checked for bottlenecks or rubber-stamping. </w:t>
+      </w:r>
+      <w:r>
+        <w:rPr>
+          <w:b/>
+        </w:rPr>
+        <w:t xml:space="preserve">XW-025</w:t>
+      </w:r>
+    </w:p>
+    <w:p>
+      <w:r>
+        <w:t xml:space="preserve">Gate to move on: The owner or council records a decision: keep, invest, migrate, or retire. Hands off to: plan, retire. reinvest or replace starts a new request; otherwise retire begins. Who decides: The application owner recommends; the council decides above its threshold.</w:t>
+      </w:r>
+    </w:p>
+    <w:p>
+      <w:r>
+        <w:t xml:space="preserve">Questions to ask:</w:t>
       </w:r>
     </w:p>
     <w:p>
@@ -2078,13 +2123,13 @@
         <w:t xml:space="preserve"> </w:t>
       </w:r>
       <w:r>
-        <w:t xml:space="preserve">Where is our asset management process weakest this year? </w:t>
-      </w:r>
-      <w:r>
-        <w:rPr>
-          <w:b/>
-        </w:rPr>
-        <w:t xml:space="preserve">XW-025</w:t>
+        <w:t xml:space="preserve">Is it still worth its cost: tolerate, invest, migrate, or eliminate? </w:t>
+      </w:r>
+      <w:r>
+        <w:rPr>
+          <w:b/>
+        </w:rPr>
+        <w:t xml:space="preserve">XW-011</w:t>
       </w:r>
       <w:r>
         <w:t xml:space="preserve"> (tool: </w:t>
@@ -2093,7 +2138,7 @@
         <w:rPr>
           <w:rFonts w:ascii="Consolas" w:hAnsi="Consolas"/>
         </w:rPr>
-        <w:t xml:space="preserve">itam-maturity</w:t>
+        <w:t xml:space="preserve">rationalization</w:t>
       </w:r>
       <w:r>
         <w:t xml:space="preserve">)</w:t>
@@ -2111,7 +2156,22 @@
         <w:tab/>
       </w:r>
       <w:r>
-        <w:t xml:space="preserve">Refers to: Operate — Asset records are reconciled against what is actually installed.</w:t>
+        <w:t xml:space="preserve">May impact: Plan and request — What problem does this solve, and do we own an app that does it?</w:t>
+      </w:r>
+    </w:p>
+    <w:p>
+      <w:pPr>
+        <w:spacing w:after="60"/>
+        <w:ind w:left="1080" w:hanging="360"/>
+      </w:pPr>
+      <w:r>
+        <w:t xml:space="preserve">•</w:t>
+      </w:r>
+      <w:r>
+        <w:tab/>
+      </w:r>
+      <w:r>
+        <w:t xml:space="preserve">May be impacted by: Acquire — Is the purchase recorded against an owner and a cost center?</w:t>
       </w:r>
     </w:p>
     <w:p>
@@ -2140,13 +2200,13 @@
         <w:t xml:space="preserve"> </w:t>
       </w:r>
       <w:r>
-        <w:t xml:space="preserve">Does the council's decision log show bottlenecks or rubber-stamping? </w:t>
-      </w:r>
-      <w:r>
-        <w:rPr>
-          <w:b/>
-        </w:rPr>
-        <w:t xml:space="preserve">XW-025</w:t>
+        <w:t xml:space="preserve">Is anything expiring or due for renewal in the next 90 days? </w:t>
+      </w:r>
+      <w:r>
+        <w:rPr>
+          <w:b/>
+        </w:rPr>
+        <w:t xml:space="preserve">XW-008</w:t>
       </w:r>
       <w:r>
         <w:t xml:space="preserve"> (tool: </w:t>
@@ -2155,7 +2215,7 @@
         <w:rPr>
           <w:rFonts w:ascii="Consolas" w:hAnsi="Consolas"/>
         </w:rPr>
-        <w:t xml:space="preserve">program-setup</w:t>
+        <w:t xml:space="preserve">rationalization</w:t>
       </w:r>
       <w:r>
         <w:t xml:space="preserve">)</w:t>
@@ -2173,149 +2233,7 @@
         <w:tab/>
       </w:r>
       <w:r>
-        <w:t xml:space="preserve">Refers to: Plan and request — Does the request meet the council's threshold and come through the intake path?</w:t>
-      </w:r>
-    </w:p>
-    <w:p>
-      <w:pPr>
-        <w:pStyle w:val="Heading2"/>
-      </w:pPr>
-      <w:r>
-        <w:t xml:space="preserve">Retire</w:t>
-      </w:r>
-    </w:p>
-    <w:p>
-      <w:r>
-        <w:t xml:space="preserve">The application is decommissioned: data archived, migrated, or deleted; access and licenses unwound.</w:t>
-      </w:r>
-    </w:p>
-    <w:p>
-      <w:r>
-        <w:t xml:space="preserve">Rules that apply:</w:t>
-      </w:r>
-    </w:p>
-    <w:p>
-      <w:pPr>
-        <w:spacing w:after="60"/>
-        <w:ind w:left="720" w:hanging="360"/>
-      </w:pPr>
-      <w:r>
-        <w:t xml:space="preserve">•</w:t>
-      </w:r>
-      <w:r>
-        <w:tab/>
-      </w:r>
-      <w:r>
-        <w:t xml:space="preserve">What happens to the application's data is decided and recorded, not left implicit. </w:t>
-      </w:r>
-      <w:r>
-        <w:rPr>
-          <w:b/>
-        </w:rPr>
-        <w:t xml:space="preserve">XW-010</w:t>
-      </w:r>
-    </w:p>
-    <w:p>
-      <w:pPr>
-        <w:spacing w:after="60"/>
-        <w:ind w:left="720" w:hanging="360"/>
-      </w:pPr>
-      <w:r>
-        <w:t xml:space="preserve">•</w:t>
-      </w:r>
-      <w:r>
-        <w:tab/>
-      </w:r>
-      <w:r>
-        <w:t xml:space="preserve">All accounts tied to the application are removed and licenses reclaimed. </w:t>
-      </w:r>
-      <w:r>
-        <w:rPr>
-          <w:b/>
-        </w:rPr>
-        <w:t xml:space="preserve">XW-017</w:t>
-      </w:r>
-    </w:p>
-    <w:p>
-      <w:pPr>
-        <w:spacing w:after="60"/>
-        <w:ind w:left="720" w:hanging="360"/>
-      </w:pPr>
-      <w:r>
-        <w:t xml:space="preserve">•</w:t>
-      </w:r>
-      <w:r>
-        <w:tab/>
-      </w:r>
-      <w:r>
-        <w:t xml:space="preserve">The contract is ended on schedule, with any auto-renewal canceled in time. </w:t>
-      </w:r>
-      <w:r>
-        <w:rPr>
-          <w:b/>
-        </w:rPr>
-        <w:t xml:space="preserve">XW-013</w:t>
-      </w:r>
-    </w:p>
-    <w:p>
-      <w:pPr>
-        <w:spacing w:after="60"/>
-        <w:ind w:left="720" w:hanging="360"/>
-      </w:pPr>
-      <w:r>
-        <w:t xml:space="preserve">•</w:t>
-      </w:r>
-      <w:r>
-        <w:tab/>
-      </w:r>
-      <w:r>
-        <w:t xml:space="preserve">The inventory record is formally closed, with evidence retained for audit. </w:t>
-      </w:r>
-      <w:r>
-        <w:rPr>
-          <w:b/>
-        </w:rPr>
-        <w:t xml:space="preserve">XW-020</w:t>
-      </w:r>
-    </w:p>
-    <w:p>
-      <w:pPr>
-        <w:spacing w:after="60"/>
-        <w:ind w:left="1080" w:hanging="360"/>
-      </w:pPr>
-      <w:r>
-        <w:t xml:space="preserve">•</w:t>
-      </w:r>
-      <w:r>
-        <w:tab/>
-      </w:r>
-      <w:r>
-        <w:t xml:space="preserve">Refers to: Deploy — The application is recorded in the inventory with owner and data sensitivity.</w:t>
-      </w:r>
-    </w:p>
-    <w:p>
-      <w:pPr>
-        <w:spacing w:after="60"/>
-        <w:ind w:left="1080" w:hanging="360"/>
-      </w:pPr>
-      <w:r>
-        <w:t xml:space="preserve">•</w:t>
-      </w:r>
-      <w:r>
-        <w:tab/>
-      </w:r>
-      <w:r>
-        <w:t xml:space="preserve">Blocked by: Retire — What data does it hold, and will we archive, migrate, or delete it?</w:t>
-      </w:r>
-    </w:p>
-    <w:p>
-      <w:r>
-        <w:t xml:space="preserve">Gate to move on: Accounts removed, licenses reclaimed, and the inventory record closed with evidence. Hands off to: plan. the freed licenses, data capacity, and budget go to the next request. Who decides: The application owner executes; the council confirms closure above its threshold.</w:t>
-      </w:r>
-    </w:p>
-    <w:p>
-      <w:r>
-        <w:t xml:space="preserve">Questions to ask:</w:t>
+        <w:t xml:space="preserve">May impact: Retire — Is the contract ended on time, without auto-renewal?</w:t>
       </w:r>
     </w:p>
     <w:p>
@@ -2344,13 +2262,13 @@
         <w:t xml:space="preserve"> </w:t>
       </w:r>
       <w:r>
-        <w:t xml:space="preserve">What data does it hold, and will we archive, migrate, or delete it? </w:t>
-      </w:r>
-      <w:r>
-        <w:rPr>
-          <w:b/>
-        </w:rPr>
-        <w:t xml:space="preserve">XW-010</w:t>
+        <w:t xml:space="preserve">Has the contract-terms check been done before renewal, and have savings been reported? </w:t>
+      </w:r>
+      <w:r>
+        <w:rPr>
+          <w:b/>
+        </w:rPr>
+        <w:t xml:space="preserve">XW-013</w:t>
       </w:r>
       <w:r>
         <w:t xml:space="preserve"> (tool: </w:t>
@@ -2377,22 +2295,7 @@
         <w:tab/>
       </w:r>
       <w:r>
-        <w:t xml:space="preserve">Refers to: Plan and request — What data will it hold, and how sensitive is that data?</w:t>
-      </w:r>
-    </w:p>
-    <w:p>
-      <w:pPr>
-        <w:spacing w:after="60"/>
-        <w:ind w:left="1080" w:hanging="360"/>
-      </w:pPr>
-      <w:r>
-        <w:t xml:space="preserve">•</w:t>
-      </w:r>
-      <w:r>
-        <w:tab/>
-      </w:r>
-      <w:r>
-        <w:t xml:space="preserve">Blocks: Retire — The inventory record is formally closed, with evidence retained for audit.</w:t>
+        <w:t xml:space="preserve">May impact: Retire — Is the contract ended on time, without auto-renewal?</w:t>
       </w:r>
     </w:p>
     <w:p>
@@ -2421,13 +2324,13 @@
         <w:t xml:space="preserve"> </w:t>
       </w:r>
       <w:r>
-        <w:t xml:space="preserve">Are all accounts removed and licenses canceled or reclaimed? </w:t>
-      </w:r>
-      <w:r>
-        <w:rPr>
-          <w:b/>
-        </w:rPr>
-        <w:t xml:space="preserve">XW-017</w:t>
+        <w:t xml:space="preserve">Where is our asset management process weakest this year? </w:t>
+      </w:r>
+      <w:r>
+        <w:rPr>
+          <w:b/>
+        </w:rPr>
+        <w:t xml:space="preserve">XW-025</w:t>
       </w:r>
       <w:r>
         <w:t xml:space="preserve"> (tool: </w:t>
@@ -2436,7 +2339,7 @@
         <w:rPr>
           <w:rFonts w:ascii="Consolas" w:hAnsi="Consolas"/>
         </w:rPr>
-        <w:t xml:space="preserve">access-review</w:t>
+        <w:t xml:space="preserve">itam-maturity</w:t>
       </w:r>
       <w:r>
         <w:t xml:space="preserve">)</w:t>
@@ -2454,7 +2357,7 @@
         <w:tab/>
       </w:r>
       <w:r>
-        <w:t xml:space="preserve">Referenced by: Operate — Access is reviewed on schedule, and leavers are removed promptly.</w:t>
+        <w:t xml:space="preserve">Refers to: Operate — Asset records are reconciled against what is actually installed.</w:t>
       </w:r>
     </w:p>
     <w:p>
@@ -2483,6 +2386,403 @@
         <w:t xml:space="preserve"> </w:t>
       </w:r>
       <w:r>
+        <w:t xml:space="preserve">Does the council's decision log show bottlenecks or rubber-stamping? </w:t>
+      </w:r>
+      <w:r>
+        <w:rPr>
+          <w:b/>
+        </w:rPr>
+        <w:t xml:space="preserve">XW-025</w:t>
+      </w:r>
+      <w:r>
+        <w:t xml:space="preserve"> (tool: </w:t>
+      </w:r>
+      <w:r>
+        <w:rPr>
+          <w:rFonts w:ascii="Consolas" w:hAnsi="Consolas"/>
+        </w:rPr>
+        <w:t xml:space="preserve">program-setup</w:t>
+      </w:r>
+      <w:r>
+        <w:t xml:space="preserve">)</w:t>
+      </w:r>
+    </w:p>
+    <w:p>
+      <w:pPr>
+        <w:spacing w:after="60"/>
+        <w:ind w:left="1080" w:hanging="360"/>
+      </w:pPr>
+      <w:r>
+        <w:t xml:space="preserve">•</w:t>
+      </w:r>
+      <w:r>
+        <w:tab/>
+      </w:r>
+      <w:r>
+        <w:t xml:space="preserve">Refers to: Plan and request — Does the request meet the council's threshold and come through the intake path?</w:t>
+      </w:r>
+    </w:p>
+    <w:p>
+      <w:pPr>
+        <w:pStyle w:val="Heading2"/>
+      </w:pPr>
+      <w:r>
+        <w:t xml:space="preserve">Retire</w:t>
+      </w:r>
+    </w:p>
+    <w:p>
+      <w:r>
+        <w:t xml:space="preserve">The application is decommissioned: data archived, migrated, or deleted; access and licenses unwound.</w:t>
+      </w:r>
+    </w:p>
+    <w:p>
+      <w:r>
+        <w:t xml:space="preserve">Rules that apply:</w:t>
+      </w:r>
+    </w:p>
+    <w:p>
+      <w:pPr>
+        <w:spacing w:after="60"/>
+        <w:ind w:left="720" w:hanging="360"/>
+      </w:pPr>
+      <w:r>
+        <w:t xml:space="preserve">•</w:t>
+      </w:r>
+      <w:r>
+        <w:tab/>
+      </w:r>
+      <w:r>
+        <w:t xml:space="preserve">What happens to the application's data is decided and recorded, not left implicit. </w:t>
+      </w:r>
+      <w:r>
+        <w:rPr>
+          <w:b/>
+        </w:rPr>
+        <w:t xml:space="preserve">XW-010</w:t>
+      </w:r>
+    </w:p>
+    <w:p>
+      <w:pPr>
+        <w:spacing w:after="60"/>
+        <w:ind w:left="720" w:hanging="360"/>
+      </w:pPr>
+      <w:r>
+        <w:t xml:space="preserve">•</w:t>
+      </w:r>
+      <w:r>
+        <w:tab/>
+      </w:r>
+      <w:r>
+        <w:t xml:space="preserve">All accounts tied to the application are removed and licenses reclaimed. </w:t>
+      </w:r>
+      <w:r>
+        <w:rPr>
+          <w:b/>
+        </w:rPr>
+        <w:t xml:space="preserve">XW-017</w:t>
+      </w:r>
+    </w:p>
+    <w:p>
+      <w:pPr>
+        <w:spacing w:after="60"/>
+        <w:ind w:left="720" w:hanging="360"/>
+      </w:pPr>
+      <w:r>
+        <w:t xml:space="preserve">•</w:t>
+      </w:r>
+      <w:r>
+        <w:tab/>
+      </w:r>
+      <w:r>
+        <w:t xml:space="preserve">The contract is ended on schedule, with any auto-renewal canceled in time. </w:t>
+      </w:r>
+      <w:r>
+        <w:rPr>
+          <w:b/>
+        </w:rPr>
+        <w:t xml:space="preserve">XW-013</w:t>
+      </w:r>
+    </w:p>
+    <w:p>
+      <w:pPr>
+        <w:spacing w:after="60"/>
+        <w:ind w:left="720" w:hanging="360"/>
+      </w:pPr>
+      <w:r>
+        <w:t xml:space="preserve">•</w:t>
+      </w:r>
+      <w:r>
+        <w:tab/>
+      </w:r>
+      <w:r>
+        <w:t xml:space="preserve">Wipe or destruction certificates are kept as long as the records schedule requires, as disposal evidence. </w:t>
+      </w:r>
+      <w:r>
+        <w:rPr>
+          <w:b/>
+        </w:rPr>
+        <w:t xml:space="preserve">Decision needed: records owner or counsel</w:t>
+      </w:r>
+      <w:r>
+        <w:t xml:space="preserve"> for the period. </w:t>
+      </w:r>
+      <w:r>
+        <w:rPr>
+          <w:b/>
+        </w:rPr>
+        <w:t xml:space="preserve">XW-010</w:t>
+      </w:r>
+      <w:r>
+        <w:t xml:space="preserve"> </w:t>
+      </w:r>
+      <w:r>
+        <w:rPr>
+          <w:b/>
+        </w:rPr>
+        <w:t xml:space="preserve">XW-020</w:t>
+      </w:r>
+    </w:p>
+    <w:p>
+      <w:pPr>
+        <w:spacing w:after="60"/>
+        <w:ind w:left="720" w:hanging="360"/>
+      </w:pPr>
+      <w:r>
+        <w:t xml:space="preserve">•</w:t>
+      </w:r>
+      <w:r>
+        <w:tab/>
+      </w:r>
+      <w:r>
+        <w:t xml:space="preserve">The inventory record is formally closed, with evidence retained for audit. </w:t>
+      </w:r>
+      <w:r>
+        <w:rPr>
+          <w:b/>
+        </w:rPr>
+        <w:t xml:space="preserve">XW-020</w:t>
+      </w:r>
+    </w:p>
+    <w:p>
+      <w:pPr>
+        <w:spacing w:after="60"/>
+        <w:ind w:left="1080" w:hanging="360"/>
+      </w:pPr>
+      <w:r>
+        <w:t xml:space="preserve">•</w:t>
+      </w:r>
+      <w:r>
+        <w:tab/>
+      </w:r>
+      <w:r>
+        <w:t xml:space="preserve">Refers to: Deploy — The application is recorded in the inventory with owner and data sensitivity.</w:t>
+      </w:r>
+    </w:p>
+    <w:p>
+      <w:pPr>
+        <w:spacing w:after="60"/>
+        <w:ind w:left="1080" w:hanging="360"/>
+      </w:pPr>
+      <w:r>
+        <w:t xml:space="preserve">•</w:t>
+      </w:r>
+      <w:r>
+        <w:tab/>
+      </w:r>
+      <w:r>
+        <w:t xml:space="preserve">Blocked by: Retire — What data does it hold, and will we archive, migrate, or delete it?</w:t>
+      </w:r>
+    </w:p>
+    <w:p>
+      <w:r>
+        <w:t xml:space="preserve">Gate to move on: Accounts removed, licenses reclaimed, and the inventory record closed with evidence. Hands off to: plan. the freed licenses, data capacity, and budget go to the next request. Who decides: The application owner executes; the council confirms closure above its threshold.</w:t>
+      </w:r>
+    </w:p>
+    <w:p>
+      <w:r>
+        <w:t xml:space="preserve">Questions to ask:</w:t>
+      </w:r>
+    </w:p>
+    <w:p>
+      <w:pPr>
+        <w:spacing w:after="60"/>
+        <w:ind w:left="720" w:hanging="360"/>
+      </w:pPr>
+      <w:sdt>
+        <w:sdtPr>
+          <w14:checkbox>
+            <w14:checked w14:val="0"/>
+            <w14:checkedState w14:val="2612" w14:font="MS Gothic"/>
+            <w14:uncheckedState w14:val="2610" w14:font="MS Gothic"/>
+          </w14:checkbox>
+        </w:sdtPr>
+        <w:sdtContent>
+          <w:r>
+            <w:rPr>
+              <w:rFonts w:ascii="MS Gothic" w:eastAsia="MS Gothic" w:hAnsi="MS Gothic" w:hint="eastAsia"/>
+            </w:rPr>
+            <w:t>☐</w:t>
+          </w:r>
+        </w:sdtContent>
+      </w:sdt>
+      <w:r>
+        <w:t xml:space="preserve"> </w:t>
+      </w:r>
+      <w:r>
+        <w:t xml:space="preserve">What data does it hold, and will we archive, migrate, or delete it? </w:t>
+      </w:r>
+      <w:r>
+        <w:rPr>
+          <w:b/>
+        </w:rPr>
+        <w:t xml:space="preserve">XW-010</w:t>
+      </w:r>
+      <w:r>
+        <w:t xml:space="preserve"> (tool: </w:t>
+      </w:r>
+      <w:r>
+        <w:rPr>
+          <w:rFonts w:ascii="Consolas" w:hAnsi="Consolas"/>
+        </w:rPr>
+        <w:t xml:space="preserve">rationalization</w:t>
+      </w:r>
+      <w:r>
+        <w:t xml:space="preserve">)</w:t>
+      </w:r>
+    </w:p>
+    <w:p>
+      <w:pPr>
+        <w:spacing w:after="60"/>
+        <w:ind w:left="1080" w:hanging="360"/>
+      </w:pPr>
+      <w:r>
+        <w:t xml:space="preserve">•</w:t>
+      </w:r>
+      <w:r>
+        <w:tab/>
+      </w:r>
+      <w:r>
+        <w:t xml:space="preserve">Refers to: Plan and request — What data will it hold, and how sensitive is that data?</w:t>
+      </w:r>
+    </w:p>
+    <w:p>
+      <w:pPr>
+        <w:spacing w:after="60"/>
+        <w:ind w:left="1080" w:hanging="360"/>
+      </w:pPr>
+      <w:r>
+        <w:t xml:space="preserve">•</w:t>
+      </w:r>
+      <w:r>
+        <w:tab/>
+      </w:r>
+      <w:r>
+        <w:t xml:space="preserve">Blocks: Retire — The inventory record is formally closed, with evidence retained for audit.</w:t>
+      </w:r>
+    </w:p>
+    <w:p>
+      <w:pPr>
+        <w:spacing w:after="60"/>
+        <w:ind w:left="1080" w:hanging="360"/>
+      </w:pPr>
+      <w:r>
+        <w:t xml:space="preserve">•</w:t>
+      </w:r>
+      <w:r>
+        <w:tab/>
+      </w:r>
+      <w:r>
+        <w:t xml:space="preserve">Referenced by: Retire — Are wipe or destruction certificates on file and kept as long as the records schedule requires?</w:t>
+      </w:r>
+    </w:p>
+    <w:p>
+      <w:pPr>
+        <w:spacing w:after="60"/>
+        <w:ind w:left="720" w:hanging="360"/>
+      </w:pPr>
+      <w:sdt>
+        <w:sdtPr>
+          <w14:checkbox>
+            <w14:checked w14:val="0"/>
+            <w14:checkedState w14:val="2612" w14:font="MS Gothic"/>
+            <w14:uncheckedState w14:val="2610" w14:font="MS Gothic"/>
+          </w14:checkbox>
+        </w:sdtPr>
+        <w:sdtContent>
+          <w:r>
+            <w:rPr>
+              <w:rFonts w:ascii="MS Gothic" w:eastAsia="MS Gothic" w:hAnsi="MS Gothic" w:hint="eastAsia"/>
+            </w:rPr>
+            <w:t>☐</w:t>
+          </w:r>
+        </w:sdtContent>
+      </w:sdt>
+      <w:r>
+        <w:t xml:space="preserve"> </w:t>
+      </w:r>
+      <w:r>
+        <w:t xml:space="preserve">Are all accounts removed and licenses canceled or reclaimed? </w:t>
+      </w:r>
+      <w:r>
+        <w:rPr>
+          <w:b/>
+        </w:rPr>
+        <w:t xml:space="preserve">XW-017</w:t>
+      </w:r>
+      <w:r>
+        <w:t xml:space="preserve"> (tool: </w:t>
+      </w:r>
+      <w:r>
+        <w:rPr>
+          <w:rFonts w:ascii="Consolas" w:hAnsi="Consolas"/>
+        </w:rPr>
+        <w:t xml:space="preserve">access-review</w:t>
+      </w:r>
+      <w:r>
+        <w:t xml:space="preserve">)</w:t>
+      </w:r>
+    </w:p>
+    <w:p>
+      <w:pPr>
+        <w:spacing w:after="60"/>
+        <w:ind w:left="1080" w:hanging="360"/>
+      </w:pPr>
+      <w:r>
+        <w:t xml:space="preserve">•</w:t>
+      </w:r>
+      <w:r>
+        <w:tab/>
+      </w:r>
+      <w:r>
+        <w:t xml:space="preserve">Referenced by: Operate — Access is reviewed on schedule, and leavers are removed promptly.</w:t>
+      </w:r>
+    </w:p>
+    <w:p>
+      <w:pPr>
+        <w:spacing w:after="60"/>
+        <w:ind w:left="720" w:hanging="360"/>
+      </w:pPr>
+      <w:sdt>
+        <w:sdtPr>
+          <w14:checkbox>
+            <w14:checked w14:val="0"/>
+            <w14:checkedState w14:val="2612" w14:font="MS Gothic"/>
+            <w14:uncheckedState w14:val="2610" w14:font="MS Gothic"/>
+          </w14:checkbox>
+        </w:sdtPr>
+        <w:sdtContent>
+          <w:r>
+            <w:rPr>
+              <w:rFonts w:ascii="MS Gothic" w:eastAsia="MS Gothic" w:hAnsi="MS Gothic" w:hint="eastAsia"/>
+            </w:rPr>
+            <w:t>☐</w:t>
+          </w:r>
+        </w:sdtContent>
+      </w:sdt>
+      <w:r>
+        <w:t xml:space="preserve"> </w:t>
+      </w:r>
+      <w:r>
         <w:t xml:space="preserve">Is the contract ended on time, without auto-renewal? </w:t>
       </w:r>
       <w:r>
@@ -2532,6 +2832,83 @@
       </w:r>
       <w:r>
         <w:t xml:space="preserve">May be impacted by: Review and optimize — Is anything expiring or due for renewal in the next 90 days?</w:t>
+      </w:r>
+    </w:p>
+    <w:p>
+      <w:pPr>
+        <w:spacing w:after="60"/>
+        <w:ind w:left="1080" w:hanging="360"/>
+      </w:pPr>
+      <w:r>
+        <w:t xml:space="preserve">•</w:t>
+      </w:r>
+      <w:r>
+        <w:tab/>
+      </w:r>
+      <w:r>
+        <w:t xml:space="preserve">May be impacted by: Review and optimize — Has the contract-terms check been done before renewal, and have savings been reported?</w:t>
+      </w:r>
+    </w:p>
+    <w:p>
+      <w:pPr>
+        <w:spacing w:after="60"/>
+        <w:ind w:left="720" w:hanging="360"/>
+      </w:pPr>
+      <w:sdt>
+        <w:sdtPr>
+          <w14:checkbox>
+            <w14:checked w14:val="0"/>
+            <w14:checkedState w14:val="2612" w14:font="MS Gothic"/>
+            <w14:uncheckedState w14:val="2610" w14:font="MS Gothic"/>
+          </w14:checkbox>
+        </w:sdtPr>
+        <w:sdtContent>
+          <w:r>
+            <w:rPr>
+              <w:rFonts w:ascii="MS Gothic" w:eastAsia="MS Gothic" w:hAnsi="MS Gothic" w:hint="eastAsia"/>
+            </w:rPr>
+            <w:t>☐</w:t>
+          </w:r>
+        </w:sdtContent>
+      </w:sdt>
+      <w:r>
+        <w:t xml:space="preserve"> </w:t>
+      </w:r>
+      <w:r>
+        <w:t xml:space="preserve">Are wipe or destruction certificates on file and kept as long as the records schedule requires? </w:t>
+      </w:r>
+      <w:r>
+        <w:rPr>
+          <w:b/>
+        </w:rPr>
+        <w:t xml:space="preserve">XW-010</w:t>
+      </w:r>
+      <w:r>
+        <w:t xml:space="preserve"> (tool: </w:t>
+      </w:r>
+      <w:r>
+        <w:rPr>
+          <w:rFonts w:ascii="Consolas" w:hAnsi="Consolas"/>
+        </w:rPr>
+        <w:t xml:space="preserve">hardware-lifecycle</w:t>
+      </w:r>
+      <w:r>
+        <w:t xml:space="preserve">)</w:t>
+      </w:r>
+    </w:p>
+    <w:p>
+      <w:pPr>
+        <w:spacing w:after="60"/>
+        <w:ind w:left="1080" w:hanging="360"/>
+      </w:pPr>
+      <w:r>
+        <w:t xml:space="preserve">•</w:t>
+      </w:r>
+      <w:r>
+        <w:tab/>
+      </w:r>
+      <w:r>
+        <w:t xml:space="preserve">Refers to: Retire — What data does it hold, and will we archive, migrate, or delete it?</w:t>
       </w:r>
     </w:p>
     <w:p>
